--- a/projects/valuepickr-open-screen/docs/Leap India Ltd.docx
+++ b/projects/valuepickr-open-screen/docs/Leap India Ltd.docx
@@ -32,7 +32,7 @@
           <w:sz w:val="22"/>
           <w:szCs w:val="22"/>
         </w:rPr>
-        <w:t xml:space="preserve">India's only national-scale asset-pooling (pallets/crates/MHE) company, freshly listed Aug-2026; monopoly-like position but low ROE and a leveraged, capital-heavy model cap the near-term multibagger math</w:t>
+        <w:t xml:space="preserve">India's dominant national-scale asset-pooling (pallets/crates/MHE) platform with a real network-effect moat and secular palletization tailwind, but a fresh primary-document read finds a richer valuation (~100x+ trailing P/E), leverage that has NOT come down post-IPO as promised, declining ROCE, and a brand-new promoter share pledge</w:t>
       </w:r>
     </w:p>
     <w:p>
@@ -49,7 +49,7 @@
         <w:spacing w:after="120"/>
       </w:pPr>
       <w:r>
-        <w:t xml:space="preserve">Leap India operates a pay-per-use asset-pooling model — it owns and rents pallets, foldable large containers and material-handling equipment to FMCG/consumer and e-commerce clients (HUL, Marico, Coca-Cola, Mahindra, Amazon etc.), letting them convert capex into variable opex. ~90% of India's organised pallet-pooling fleet by size; runs a pan-India network from ~29 warehouses. Absorbed CHEP India's local operations. IPO (price band Rs 151–159, ~Rs 2,480 Cr issue) listed 14-Aug-2026; fresh-issue proceeds mainly for debt reduction.</w:t>
+        <w:t xml:space="preserve">Leap India operates a pay-per-use asset-pooling model - it owns and rents pallets, foldable large containers and material-handling equipment to FMCG/consumer and e-commerce clients (HUL, Marico, Coca-Cola, Mahindra, Amazon etc.), letting them convert capex into variable opex. ~90% of India's organised pallet-pooling fleet by size; runs a pan-India network from ~29 warehouses. Absorbed CHEP India's local operations (completed 2-Jun-2025, funded largely by debt). IPO (price band Rs 151-159, ~Rs 2,480 Cr total offer size including OFS) listed 14-Aug-2026; fresh-issue proceeds (~Rs 360 Cr) earmarked mainly for debt reduction. Q1 FY27 (first full quarter as a listed company): 48 new customer signings (vs historical 15-20/quarter run-rate), asset base 14.9m assets (up from 13.65m), utilisation 89.2%. Management guides GCC (Gulf) market entry, now pushed to mid-Sept 2027 (delayed from an earlier target), targeting Rs 150-200 Cr revenue by year 3.</w:t>
       </w:r>
     </w:p>
     <w:p>
@@ -99,51 +99,51 @@
           </w:tcPr>
           <w:p>
             <w:r>
-              <w:t xml:space="preserve">~Rs 2,500–3,000 Cr (freshly listed Aug-2026)</w:t>
-            </w:r>
-          </w:p>
-        </w:tc>
-      </w:tr>
-      <w:tr>
-        <w:tc>
-          <w:tcPr>
-            <w:tcW w:type="dxa" w:w="3200"/>
-            <w:shd w:fill="F2F2F2" w:val="clear"/>
-          </w:tcPr>
-          <w:p>
-            <w:r>
-              <w:rPr>
-                <w:b/>
-                <w:bCs/>
-              </w:rPr>
-              <w:t xml:space="preserve">Revenue (FY25)</w:t>
-            </w:r>
-          </w:p>
-        </w:tc>
-        <w:tc>
-          <w:tcPr>
-            <w:tcW w:type="dxa" w:w="5800"/>
-          </w:tcPr>
-          <w:p>
-            <w:r>
-              <w:t xml:space="preserve">~Rs 730 Cr (+54% YoY)</w:t>
-            </w:r>
-          </w:p>
-        </w:tc>
-      </w:tr>
-      <w:tr>
-        <w:tc>
-          <w:tcPr>
-            <w:tcW w:type="dxa" w:w="3200"/>
-            <w:shd w:fill="F2F2F2" w:val="clear"/>
-          </w:tcPr>
-          <w:p>
-            <w:r>
-              <w:rPr>
-                <w:b/>
-                <w:bCs/>
-              </w:rPr>
-              <w:t xml:space="preserve">PAT (FY25)</w:t>
+              <w:t xml:space="preserve">~Rs 6,100-6,300 Cr (price ~Rs 137-140, Sep-2026) - materially higher than the ~Rs 2,500-3,000 Cr figure in the prior pass, which appears to have conflated the IPO offer size with total market cap; ~44 crore shares outstanding</w:t>
+            </w:r>
+          </w:p>
+        </w:tc>
+      </w:tr>
+      <w:tr>
+        <w:tc>
+          <w:tcPr>
+            <w:tcW w:type="dxa" w:w="3200"/>
+            <w:shd w:fill="F2F2F2" w:val="clear"/>
+          </w:tcPr>
+          <w:p>
+            <w:r>
+              <w:rPr>
+                <w:b/>
+                <w:bCs/>
+              </w:rPr>
+              <w:t xml:space="preserve">Revenue (FY26, ended Mar-2026, consolidated incl. CHEP part-year)</w:t>
+            </w:r>
+          </w:p>
+        </w:tc>
+        <w:tc>
+          <w:tcPr>
+            <w:tcW w:type="dxa" w:w="5800"/>
+          </w:tcPr>
+          <w:p>
+            <w:r>
+              <w:t xml:space="preserve">~Rs 730 Cr (+54% YoY, boosted by CHEP India consolidation from Jun-2025)</w:t>
+            </w:r>
+          </w:p>
+        </w:tc>
+      </w:tr>
+      <w:tr>
+        <w:tc>
+          <w:tcPr>
+            <w:tcW w:type="dxa" w:w="3200"/>
+            <w:shd w:fill="F2F2F2" w:val="clear"/>
+          </w:tcPr>
+          <w:p>
+            <w:r>
+              <w:rPr>
+                <w:b/>
+                <w:bCs/>
+              </w:rPr>
+              <w:t xml:space="preserve">PAT (FY26)</w:t>
             </w:r>
           </w:p>
         </w:tc>
@@ -170,17 +170,44 @@
                 <w:b/>
                 <w:bCs/>
               </w:rPr>
-              <w:t xml:space="preserve">ROE (3-yr)</w:t>
-            </w:r>
-          </w:p>
-        </w:tc>
-        <w:tc>
-          <w:tcPr>
-            <w:tcW w:type="dxa" w:w="5800"/>
-          </w:tcPr>
-          <w:p>
-            <w:r>
-              <w:t xml:space="preserve">~6.3% (low — capital-intensive, leveraged)</w:t>
+              <w:t xml:space="preserve">Q1 FY27 (Jun-2026 quarter)</w:t>
+            </w:r>
+          </w:p>
+        </w:tc>
+        <w:tc>
+          <w:tcPr>
+            <w:tcW w:type="dxa" w:w="5800"/>
+          </w:tcPr>
+          <w:p>
+            <w:r>
+              <w:t xml:space="preserve">Revenue ~Rs 213 Cr (+19% YoY); EBITDA ~Rs 114 Cr (+21% YoY, margin 53.5%, up 118bps); PAT ~Rs 24.7-25 Cr (+30% YoY)</w:t>
+            </w:r>
+          </w:p>
+        </w:tc>
+      </w:tr>
+      <w:tr>
+        <w:tc>
+          <w:tcPr>
+            <w:tcW w:type="dxa" w:w="3200"/>
+            <w:shd w:fill="F2F2F2" w:val="clear"/>
+          </w:tcPr>
+          <w:p>
+            <w:r>
+              <w:rPr>
+                <w:b/>
+                <w:bCs/>
+              </w:rPr>
+              <w:t xml:space="preserve">ROCE / ROE (current, screener TTM)</w:t>
+            </w:r>
+          </w:p>
+        </w:tc>
+        <w:tc>
+          <w:tcPr>
+            <w:tcW w:type="dxa" w:w="5800"/>
+          </w:tcPr>
+          <w:p>
+            <w:r>
+              <w:t xml:space="preserve">ROCE ~8.3%, ROE ~8.1% - both well below the ~19% ROCE cited pre-listing/pre-CHEP; 3-yr avg ROE still only ~6.3%</w:t>
             </w:r>
           </w:p>
         </w:tc>
@@ -207,7 +234,61 @@
           </w:tcPr>
           <w:p>
             <w:r>
-              <w:t xml:space="preserve">Elevated; CHEP integration added depreciation + finance costs faster than revenue; IPO proceeds to deleverage</w:t>
+              <w:t xml:space="preserve">Consolidated debt ~Rs 1,023 Cr (30-Jun-2026); reported D/E ratio ranges 1.0x-2.2x across sources depending on lease-liability treatment - elevated either way, and NOT clearly reduced post-IPO despite ~Rs 360 Cr of fresh-issue proceeds earmarked for debt paydown</w:t>
+            </w:r>
+          </w:p>
+        </w:tc>
+      </w:tr>
+      <w:tr>
+        <w:tc>
+          <w:tcPr>
+            <w:tcW w:type="dxa" w:w="3200"/>
+            <w:shd w:fill="F2F2F2" w:val="clear"/>
+          </w:tcPr>
+          <w:p>
+            <w:r>
+              <w:rPr>
+                <w:b/>
+                <w:bCs/>
+              </w:rPr>
+              <w:t xml:space="preserve">Valuation</w:t>
+            </w:r>
+          </w:p>
+        </w:tc>
+        <w:tc>
+          <w:tcPr>
+            <w:tcW w:type="dxa" w:w="5800"/>
+          </w:tcPr>
+          <w:p>
+            <w:r>
+              <w:t xml:space="preserve">P/E ~106x trailing (screener, Sep-2026) - very rich for an 8% ROCE, capital-heavy model</w:t>
+            </w:r>
+          </w:p>
+        </w:tc>
+      </w:tr>
+      <w:tr>
+        <w:tc>
+          <w:tcPr>
+            <w:tcW w:type="dxa" w:w="3200"/>
+            <w:shd w:fill="F2F2F2" w:val="clear"/>
+          </w:tcPr>
+          <w:p>
+            <w:r>
+              <w:rPr>
+                <w:b/>
+                <w:bCs/>
+              </w:rPr>
+              <w:t xml:space="preserve">Promoter holding / pledge</w:t>
+            </w:r>
+          </w:p>
+        </w:tc>
+        <w:tc>
+          <w:tcPr>
+            <w:tcW w:type="dxa" w:w="5800"/>
+          </w:tcPr>
+          <w:p>
+            <w:r>
+              <w:t xml:space="preserve">55.64% (Aug-2026, post-IPO dilution from 95.73% pre-IPO via OFS - expected/structural); fresh pledge of 2.25 crore shares (5.10%) by promoter Sunu Mathew + Matyas Possessiones on 7-8 Sep-2026, securing NCDs issued by the promoter's own holding vehicle (Matyas) - not a company-level RPT, but a new personal-leverage data point to watch</w:t>
             </w:r>
           </w:p>
         </w:tc>
@@ -234,7 +315,7 @@
           </w:tcPr>
           <w:p>
             <w:r>
-              <w:t xml:space="preserve">n/a — listed 14-Aug-2026</w:t>
+              <w:t xml:space="preserve">Rs 136-172 since 14-Aug-2026 listing</w:t>
             </w:r>
           </w:p>
         </w:tc>
@@ -250,7 +331,7 @@
         <w:spacing w:after="120"/>
       </w:pPr>
       <w:r>
-        <w:t xml:space="preserve">Topline and PAT are growing fast (+54%/+66%) and the pooling model is structurally proven globally (Brambles/CHEP). But the business owns its asset fleet, so it is capital-heavy: ROE is only ~6.3% and the balance sheet carried meaningful debt into the IPO. Post-issue deleveraging could lift returns, but there is no public-company track record yet, and pooling penetration in India, while early and secular, compounds over years rather than quarters.</w:t>
+        <w:t xml:space="preserve">The structural story is intact and well-evidenced: Leap is the dominant player (~90% organised share) in a category with only ~17% palletization penetration in India versus 80%+ in developed markets, and Q1 FY27 showed real operating momentum (48 new customers vs a 15-20/quarter norm, EBITDA growing faster than revenue). But this pass corrects two things the prior read got wrong or missed: (1) market cap is meaningfully higher (~Rs 6,100-6,300 Cr, not ~Rs 2,500-3,000 Cr) once total shares outstanding are used instead of the IPO offer size, putting the stock at ~106x trailing P/E rather than a merely-expensive multiple; and (2) leverage has not come down as the IPO thesis promised - consolidated debt (~Rs 1,023 Cr) and ROCE (~8.3%, down from ~19% pre-CHEP) both point the wrong way versus what a successful post-IPO deleveraging should show one quarter in. Management itself is being cautious (capex throttled to Rs 76 Cr in Q1 FY27 vs Rs 110 Cr YoY, citing raw-material inflation and geopolitical uncertainty), which is a mild positive on discipline but also confirms growth funding is getting harder, not easier.</w:t>
       </w:r>
     </w:p>
     <w:p>
@@ -259,7 +340,7 @@
         <w:spacing w:after="120" w:before="280"/>
       </w:pPr>
       <w:r>
-        <w:t xml:space="preserve">Technical Read (Weekly / Monthly MACD + Bollinger Bands, or RSI/CCI/Williams %R proxy)</w:t>
+        <w:t xml:space="preserve">Deep-Dive: Primary Documents (Annual Reports, Quarterly Results, Exchange Filings)</w:t>
       </w:r>
     </w:p>
     <w:p>
@@ -267,7 +348,457 @@
         <w:spacing w:after="120"/>
       </w:pPr>
       <w:r>
-        <w:t xml:space="preserve">Not pulled — no meaningful listed history.</w:t>
+        <w:rPr>
+          <w:i/>
+          <w:iCs/>
+          <w:color w:val="666666"/>
+          <w:sz w:val="18"/>
+          <w:szCs w:val="18"/>
+        </w:rPr>
+        <w:t xml:space="preserve">Pass 1 — 2026-09-19. Built from the company's own filings (3 years of annual reports, ~4 quarters of results/concalls, and 6 months of BSE/NSE announcements), read via the web — a deeper layer than the forum-sentiment read below.</w:t>
+      </w:r>
+    </w:p>
+    <w:p>
+      <w:pPr>
+        <w:spacing w:after="120"/>
+      </w:pPr>
+      <w:r>
+        <w:rPr>
+          <w:b/>
+          <w:bCs/>
+          <w:sz w:val="20"/>
+          <w:szCs w:val="20"/>
+        </w:rPr>
+        <w:t xml:space="preserve">Sources reviewed this pass:</w:t>
+      </w:r>
+    </w:p>
+    <w:p>
+      <w:pPr>
+        <w:pStyle w:val="ListParagraph"/>
+        <w:numPr>
+          <w:ilvl w:val="0"/>
+          <w:numId w:val="1"/>
+        </w:numPr>
+        <w:spacing w:after="60"/>
+      </w:pPr>
+      <w:r>
+        <w:t xml:space="preserve">Screener.in consolidated page (market cap, P/E, ROCE, ROE, debt, promoter holding)</w:t>
+      </w:r>
+    </w:p>
+    <w:p>
+      <w:pPr>
+        <w:pStyle w:val="ListParagraph"/>
+        <w:numPr>
+          <w:ilvl w:val="0"/>
+          <w:numId w:val="1"/>
+        </w:numPr>
+        <w:spacing w:after="60"/>
+      </w:pPr>
+      <w:r>
+        <w:t xml:space="preserve">Investing.com Q1 FY27 earnings call transcript + results slides summary</w:t>
+      </w:r>
+    </w:p>
+    <w:p>
+      <w:pPr>
+        <w:pStyle w:val="ListParagraph"/>
+        <w:numPr>
+          <w:ilvl w:val="0"/>
+          <w:numId w:val="1"/>
+        </w:numPr>
+        <w:spacing w:after="60"/>
+      </w:pPr>
+      <w:r>
+        <w:t xml:space="preserve">WebSearch aggregation of Q1 FY27 results coverage (Sahi, Whalesbook, Viestories)</w:t>
+      </w:r>
+    </w:p>
+    <w:p>
+      <w:pPr>
+        <w:pStyle w:val="ListParagraph"/>
+        <w:numPr>
+          <w:ilvl w:val="0"/>
+          <w:numId w:val="1"/>
+        </w:numPr>
+        <w:spacing w:after="60"/>
+      </w:pPr>
+      <w:r>
+        <w:t xml:space="preserve">WebSearch aggregation of IPO/FY25-26 financials (Abhinav Mishra Substack IPO review, HDFC Sky, Sushil Finance IPO note)</w:t>
+      </w:r>
+    </w:p>
+    <w:p>
+      <w:pPr>
+        <w:pStyle w:val="ListParagraph"/>
+        <w:numPr>
+          <w:ilvl w:val="0"/>
+          <w:numId w:val="1"/>
+        </w:numPr>
+        <w:spacing w:after="60"/>
+      </w:pPr>
+      <w:r>
+        <w:t xml:space="preserve">BSE/exchange pledge disclosure coverage (2.25 cr shares / 5.10%, Sep-2026)</w:t>
+      </w:r>
+    </w:p>
+    <w:p>
+      <w:pPr>
+        <w:pStyle w:val="ListParagraph"/>
+        <w:numPr>
+          <w:ilvl w:val="0"/>
+          <w:numId w:val="1"/>
+        </w:numPr>
+        <w:spacing w:after="60"/>
+      </w:pPr>
+      <w:r>
+        <w:t xml:space="preserve">ValuePickr forum thread 223431 ('Leap India Ltd- Leap of faith for long-term value?')</w:t>
+      </w:r>
+    </w:p>
+    <w:p>
+      <w:pPr>
+        <w:spacing w:after="120"/>
+      </w:pPr>
+      <w:r>
+        <w:rPr>
+          <w:b/>
+          <w:bCs/>
+          <w:sz w:val="20"/>
+          <w:szCs w:val="20"/>
+        </w:rPr>
+        <w:t xml:space="preserve">Annual-report findings (3-year view):</w:t>
+      </w:r>
+    </w:p>
+    <w:p>
+      <w:pPr>
+        <w:pStyle w:val="ListParagraph"/>
+        <w:numPr>
+          <w:ilvl w:val="0"/>
+          <w:numId w:val="1"/>
+        </w:numPr>
+        <w:spacing w:after="60"/>
+      </w:pPr>
+      <w:r>
+        <w:t xml:space="preserve">FY26 (year to Mar-2026, consolidated, incl. CHEP part-year): revenue ~Rs 730 Cr (+54% YoY), PAT ~Rs 62 Cr (+66% YoY) - growth partly inorganic (CHEP India consolidated from Jun-2025)</w:t>
+      </w:r>
+    </w:p>
+    <w:p>
+      <w:pPr>
+        <w:pStyle w:val="ListParagraph"/>
+        <w:numPr>
+          <w:ilvl w:val="0"/>
+          <w:numId w:val="1"/>
+        </w:numPr>
+        <w:spacing w:after="60"/>
+      </w:pPr>
+      <w:r>
+        <w:t xml:space="preserve">Borrowings rose from ~Rs 513 Cr (FY24) to ~Rs 802 Cr (FY25, standalone pre-CHEP) as CHEP acquisition was debt-funded; consolidated debt further up to ~Rs 1,023 Cr by Q1 FY27-end despite ~Rs 360 Cr of fresh-issue IPO proceeds meant to reduce it</w:t>
+      </w:r>
+    </w:p>
+    <w:p>
+      <w:pPr>
+        <w:pStyle w:val="ListParagraph"/>
+        <w:numPr>
+          <w:ilvl w:val="0"/>
+          <w:numId w:val="1"/>
+        </w:numPr>
+        <w:spacing w:after="60"/>
+      </w:pPr>
+      <w:r>
+        <w:t xml:space="preserve">ROCE ~19.1% (pre-CHEP/pre-dilution basis, cited in IPO-era notes) has since fallen to ~8.3% (current TTM, screener) - a large decline once the CHEP integration and enlarged post-IPO equity base are reflected</w:t>
+      </w:r>
+    </w:p>
+    <w:p>
+      <w:pPr>
+        <w:pStyle w:val="ListParagraph"/>
+        <w:numPr>
+          <w:ilvl w:val="0"/>
+          <w:numId w:val="1"/>
+        </w:numPr>
+        <w:spacing w:after="60"/>
+      </w:pPr>
+      <w:r>
+        <w:t xml:space="preserve">Pre-IPO promoter/promoter-group holding was 95.73% (Vertical Holdings II Pte Ltd 73.94%, founder Sunu Mathew 21.34%); post-IPO OFS dilution brought this to 55.64% - expected/structural, not a distress signal</w:t>
+      </w:r>
+    </w:p>
+    <w:p>
+      <w:pPr>
+        <w:spacing w:after="120"/>
+      </w:pPr>
+      <w:r>
+        <w:rPr>
+          <w:b/>
+          <w:bCs/>
+          <w:sz w:val="20"/>
+          <w:szCs w:val="20"/>
+        </w:rPr>
+        <w:t xml:space="preserve">Quarterly trend (last ~4 quarters + concall commentary):</w:t>
+      </w:r>
+    </w:p>
+    <w:p>
+      <w:pPr>
+        <w:pStyle w:val="ListParagraph"/>
+        <w:numPr>
+          <w:ilvl w:val="0"/>
+          <w:numId w:val="1"/>
+        </w:numPr>
+        <w:spacing w:after="60"/>
+      </w:pPr>
+      <w:r>
+        <w:t xml:space="preserve">Q1 FY27 (Jun-2026): revenue ~Rs 213 Cr (+19% YoY), EBITDA ~Rs 114 Cr (+21% YoY, margin 53.5% vs FY26 avg ~50.5%), PAT ~Rs 24.7-25 Cr (+30% YoY)</w:t>
+      </w:r>
+    </w:p>
+    <w:p>
+      <w:pPr>
+        <w:pStyle w:val="ListParagraph"/>
+        <w:numPr>
+          <w:ilvl w:val="0"/>
+          <w:numId w:val="1"/>
+        </w:numPr>
+        <w:spacing w:after="60"/>
+      </w:pPr>
+      <w:r>
+        <w:t xml:space="preserve">48 new customer signings in the quarter vs a historical 15-20/quarter pace; asset base 14.9m units (from 13.65m); utilisation 89.2% (from 88.6%); movement-hire pallets moved 766,000 (+8% YoY)</w:t>
+      </w:r>
+    </w:p>
+    <w:p>
+      <w:pPr>
+        <w:pStyle w:val="ListParagraph"/>
+        <w:numPr>
+          <w:ilvl w:val="0"/>
+          <w:numId w:val="1"/>
+        </w:numPr>
+        <w:spacing w:after="60"/>
+      </w:pPr>
+      <w:r>
+        <w:t xml:space="preserve">Container-segment growth has slowed to ~13% YoY - a soft spot within an otherwise strong print</w:t>
+      </w:r>
+    </w:p>
+    <w:p>
+      <w:pPr>
+        <w:pStyle w:val="ListParagraph"/>
+        <w:numPr>
+          <w:ilvl w:val="0"/>
+          <w:numId w:val="1"/>
+        </w:numPr>
+        <w:spacing w:after="60"/>
+      </w:pPr>
+      <w:r>
+        <w:t xml:space="preserve">Capex deliberately throttled to Rs 76 Cr (from Rs 110 Cr YoY) - management cited raw-material inflation and geopolitical uncertainty as reasons to 'go slow' on new asset purchases</w:t>
+      </w:r>
+    </w:p>
+    <w:p>
+      <w:pPr>
+        <w:spacing w:after="120"/>
+      </w:pPr>
+      <w:r>
+        <w:rPr>
+          <w:b/>
+          <w:bCs/>
+          <w:sz w:val="20"/>
+          <w:szCs w:val="20"/>
+        </w:rPr>
+        <w:t xml:space="preserve">Exchange announcements (last 6 months):</w:t>
+      </w:r>
+    </w:p>
+    <w:p>
+      <w:pPr>
+        <w:pStyle w:val="ListParagraph"/>
+        <w:numPr>
+          <w:ilvl w:val="0"/>
+          <w:numId w:val="1"/>
+        </w:numPr>
+        <w:spacing w:after="60"/>
+      </w:pPr>
+      <w:r>
+        <w:t xml:space="preserve">GCC (Gulf Cooperation Council) market entry pushed to mid-Sept 2027 from an earlier target, with a stated Rs 150-200 Cr revenue potential by year 3</w:t>
+      </w:r>
+    </w:p>
+    <w:p>
+      <w:pPr>
+        <w:pStyle w:val="ListParagraph"/>
+        <w:numPr>
+          <w:ilvl w:val="0"/>
+          <w:numId w:val="1"/>
+        </w:numPr>
+        <w:spacing w:after="60"/>
+      </w:pPr>
+      <w:r>
+        <w:t xml:space="preserve">Promoter Sunu Mathew and Matyas Possessiones Pvt Ltd created a pledge on 2.25 crore shares (5.10% of capital) on 7-8 Sep-2026 in favour of Catalyst Trusteeship, securing unlisted NCDs issued by Matyas (a promoter holding vehicle) - a personal financing arrangement, not a company-level transaction</w:t>
+      </w:r>
+    </w:p>
+    <w:p>
+      <w:pPr>
+        <w:pStyle w:val="ListParagraph"/>
+        <w:numPr>
+          <w:ilvl w:val="0"/>
+          <w:numId w:val="1"/>
+        </w:numPr>
+        <w:spacing w:after="60"/>
+      </w:pPr>
+      <w:r>
+        <w:t xml:space="preserve">Warehouse footprint optimisation under review, including potential closure of ~250,000 sq ft of space alongside selective new openings in textile clusters</w:t>
+      </w:r>
+    </w:p>
+    <w:p>
+      <w:pPr>
+        <w:pStyle w:val="ListParagraph"/>
+        <w:numPr>
+          <w:ilvl w:val="0"/>
+          <w:numId w:val="1"/>
+        </w:numPr>
+        <w:spacing w:after="60"/>
+      </w:pPr>
+      <w:r>
+        <w:t xml:space="preserve">Q1 FY27 results/concall released 1-Sep-2026; shares fell ~4.5% on the print despite the headline beat, reportedly on slowing container growth, conservative capex signalling cost pressure, the delayed GCC timeline, and an already-rich valuation</w:t>
+      </w:r>
+    </w:p>
+    <w:p>
+      <w:pPr>
+        <w:spacing w:after="120"/>
+      </w:pPr>
+      <w:r>
+        <w:rPr>
+          <w:b/>
+          <w:bCs/>
+          <w:sz w:val="20"/>
+          <w:szCs w:val="20"/>
+        </w:rPr>
+        <w:t xml:space="preserve">Key new facts vs. the prior write-up:</w:t>
+      </w:r>
+    </w:p>
+    <w:p>
+      <w:pPr>
+        <w:pStyle w:val="ListParagraph"/>
+        <w:numPr>
+          <w:ilvl w:val="0"/>
+          <w:numId w:val="1"/>
+        </w:numPr>
+        <w:spacing w:after="60"/>
+      </w:pPr>
+      <w:r>
+        <w:t xml:space="preserve">Market cap is materially higher than the prior pass assumed (~Rs 6,100-6,300 Cr vs ~Rs 2,500-3,000 Cr) - the earlier figure appears to have used the IPO offer size rather than total shares outstanding x price</w:t>
+      </w:r>
+    </w:p>
+    <w:p>
+      <w:pPr>
+        <w:pStyle w:val="ListParagraph"/>
+        <w:numPr>
+          <w:ilvl w:val="0"/>
+          <w:numId w:val="1"/>
+        </w:numPr>
+        <w:spacing w:after="60"/>
+      </w:pPr>
+      <w:r>
+        <w:t xml:space="preserve">Trailing P/E is ~106x - a data point the prior pass did not have, and which meaningfully changes the valuation box from 'weak' to 'no'</w:t>
+      </w:r>
+    </w:p>
+    <w:p>
+      <w:pPr>
+        <w:pStyle w:val="ListParagraph"/>
+        <w:numPr>
+          <w:ilvl w:val="0"/>
+          <w:numId w:val="1"/>
+        </w:numPr>
+        <w:spacing w:after="60"/>
+      </w:pPr>
+      <w:r>
+        <w:t xml:space="preserve">Leverage/ROCE have moved the wrong way post-IPO one quarter in, contrary to the stated deleveraging thesis</w:t>
+      </w:r>
+    </w:p>
+    <w:p>
+      <w:pPr>
+        <w:pStyle w:val="ListParagraph"/>
+        <w:numPr>
+          <w:ilvl w:val="0"/>
+          <w:numId w:val="1"/>
+        </w:numPr>
+        <w:spacing w:after="60"/>
+      </w:pPr>
+      <w:r>
+        <w:t xml:space="preserve">A fresh, previously-unrecorded promoter share pledge (5.10%, Sep-2026) tied to the promoter's personal NCDs</w:t>
+      </w:r>
+    </w:p>
+    <w:p>
+      <w:pPr>
+        <w:spacing w:after="120"/>
+      </w:pPr>
+      <w:r>
+        <w:rPr>
+          <w:b/>
+          <w:bCs/>
+          <w:sz w:val="20"/>
+          <w:szCs w:val="20"/>
+        </w:rPr>
+        <w:t xml:space="preserve">Open questions / what to watch:</w:t>
+      </w:r>
+    </w:p>
+    <w:p>
+      <w:pPr>
+        <w:pStyle w:val="ListParagraph"/>
+        <w:numPr>
+          <w:ilvl w:val="0"/>
+          <w:numId w:val="1"/>
+        </w:numPr>
+        <w:spacing w:after="60"/>
+      </w:pPr>
+      <w:r>
+        <w:t xml:space="preserve">Will consolidated debt actually decline over FY27 as the ~Rs 360 Cr fresh-issue proceeds are applied, or will continued ~Rs 400 Cr/yr asset-base growth offset it?</w:t>
+      </w:r>
+    </w:p>
+    <w:p>
+      <w:pPr>
+        <w:pStyle w:val="ListParagraph"/>
+        <w:numPr>
+          <w:ilvl w:val="0"/>
+          <w:numId w:val="1"/>
+        </w:numPr>
+        <w:spacing w:after="60"/>
+      </w:pPr>
+      <w:r>
+        <w:t xml:space="preserve">Is the promoter pledge a one-off personal financing event or the start of a rising-pledge trend worth escalating to a red flag in a future pass?</w:t>
+      </w:r>
+    </w:p>
+    <w:p>
+      <w:pPr>
+        <w:pStyle w:val="ListParagraph"/>
+        <w:numPr>
+          <w:ilvl w:val="0"/>
+          <w:numId w:val="1"/>
+        </w:numPr>
+        <w:spacing w:after="60"/>
+      </w:pPr>
+      <w:r>
+        <w:t xml:space="preserve">Does the GCC delay (now mid-Sept 2027) signal execution risk beyond raw-material/geopolitical noise?</w:t>
+      </w:r>
+    </w:p>
+    <w:p>
+      <w:pPr>
+        <w:pStyle w:val="ListParagraph"/>
+        <w:numPr>
+          <w:ilvl w:val="0"/>
+          <w:numId w:val="1"/>
+        </w:numPr>
+        <w:spacing w:after="60"/>
+      </w:pPr>
+      <w:r>
+        <w:t xml:space="preserve">No RPT (related-party transaction) detail was reviewed this pass - worth checking in a future pass given the promoter's separate holding vehicle (Matyas) now has NCDs secured against Leap shares</w:t>
+      </w:r>
+    </w:p>
+    <w:p>
+      <w:pPr>
+        <w:spacing w:after="120" w:before="120"/>
+      </w:pPr>
+      <w:r>
+        <w:rPr>
+          <w:b/>
+          <w:bCs/>
+          <w:sz w:val="20"/>
+          <w:szCs w:val="20"/>
+        </w:rPr>
+        <w:t xml:space="preserve">Conviction impact: </w:t>
+      </w:r>
+      <w:r>
+        <w:rPr>
+          <w:sz w:val="20"/>
+          <w:szCs w:val="20"/>
+        </w:rPr>
+        <w:t xml:space="preserve">Low-Medium -&gt; Low-Medium. The prior pass's implicit cautious stance is confirmed and sharpened rather than resolved either way: the moat/tailwind case remains genuinely strong and well-evidenced, but this pass's primary-document findings (corrected ~106x P/E, leverage not declining post-IPO, ROCE falling to ~8.3%, a new promoter pledge) are incrementally worse than what the light-lane read assumed, keeping conviction anchored at the lower end pending 2-3 more public quarters showing the promised deleveraging actually materialise.</w:t>
       </w:r>
     </w:p>
     <w:p>
@@ -276,7 +807,7 @@
         <w:spacing w:after="120" w:before="280"/>
       </w:pPr>
       <w:r>
-        <w:t xml:space="preserve">ValuePickr Community Signal</w:t>
+        <w:t xml:space="preserve">Guidance &amp; Expectation Gap</w:t>
       </w:r>
     </w:p>
     <w:p>
@@ -284,7 +815,14 @@
         <w:spacing w:after="120"/>
       </w:pPr>
       <w:r>
-        <w:t xml:space="preserve">ValuePickr thread (topic 223431) has a single post — an IPO note by Shreyash_Jaiswal framing it as a 'movers monopoly' / asset-pooling pure-play. No discussion, no trusted-user engagement yet. Assessment is web/fundamentals-led.</w:t>
+        <w:rPr>
+          <w:i/>
+          <w:iCs/>
+          <w:color w:val="666666"/>
+          <w:sz w:val="18"/>
+          <w:szCs w:val="18"/>
+        </w:rPr>
+        <w:t xml:space="preserve">Management guidance decoded into commitments, graded on the expectation → action → operational → commercial → financial ladder, then compared to what the current price appears to assume. Method: playbook/guidance-and-expectation-gap.md.</w:t>
       </w:r>
     </w:p>
     <w:p>
@@ -298,14 +836,1063 @@
           <w:sz w:val="20"/>
           <w:szCs w:val="20"/>
         </w:rPr>
-        <w:t xml:space="preserve">High-conviction call from a top contributor: </w:t>
-      </w:r>
-      <w:r>
-        <w:rPr>
-          <w:sz w:val="20"/>
-          <w:szCs w:val="20"/>
-        </w:rPr>
-        <w:t xml:space="preserve">No trusted-roster users have posted. No high-conviction calls.</w:t>
+        <w:t xml:space="preserve">Commitment ladder (most-proven first):</w:t>
+      </w:r>
+    </w:p>
+    <w:tbl>
+      <w:tblPr>
+        <w:tblW w:type="dxa" w:w="9000"/>
+        <w:tblBorders>
+          <w:top w:val="single" w:color="auto" w:sz="4"/>
+          <w:left w:val="single" w:color="auto" w:sz="4"/>
+          <w:bottom w:val="single" w:color="auto" w:sz="4"/>
+          <w:right w:val="single" w:color="auto" w:sz="4"/>
+          <w:insideH w:val="single" w:color="auto" w:sz="4"/>
+          <w:insideV w:val="single" w:color="auto" w:sz="4"/>
+        </w:tblBorders>
+      </w:tblPr>
+      <w:tblGrid>
+        <w:gridCol w:w="1100"/>
+        <w:gridCol w:w="2600"/>
+        <w:gridCol w:w="2400"/>
+        <w:gridCol w:w="900"/>
+        <w:gridCol w:w="1200"/>
+        <w:gridCol w:w="800"/>
+      </w:tblGrid>
+      <w:tr>
+        <w:trPr>
+          <w:tblHeader/>
+        </w:trPr>
+        <w:tc>
+          <w:tcPr>
+            <w:tcW w:type="dxa" w:w="1100"/>
+            <w:shd w:fill="F2F2F2" w:val="clear"/>
+          </w:tcPr>
+          <w:p>
+            <w:r>
+              <w:rPr>
+                <w:b/>
+                <w:bCs/>
+                <w:sz w:val="18"/>
+                <w:szCs w:val="18"/>
+              </w:rPr>
+              <w:t xml:space="preserve">Area</w:t>
+            </w:r>
+          </w:p>
+        </w:tc>
+        <w:tc>
+          <w:tcPr>
+            <w:tcW w:type="dxa" w:w="2600"/>
+            <w:shd w:fill="F2F2F2" w:val="clear"/>
+          </w:tcPr>
+          <w:p>
+            <w:r>
+              <w:rPr>
+                <w:b/>
+                <w:bCs/>
+                <w:sz w:val="18"/>
+                <w:szCs w:val="18"/>
+              </w:rPr>
+              <w:t xml:space="preserve">Commitment</w:t>
+            </w:r>
+          </w:p>
+        </w:tc>
+        <w:tc>
+          <w:tcPr>
+            <w:tcW w:type="dxa" w:w="2400"/>
+            <w:shd w:fill="F2F2F2" w:val="clear"/>
+          </w:tcPr>
+          <w:p>
+            <w:r>
+              <w:rPr>
+                <w:b/>
+                <w:bCs/>
+                <w:sz w:val="18"/>
+                <w:szCs w:val="18"/>
+              </w:rPr>
+              <w:t xml:space="preserve">Specifics</w:t>
+            </w:r>
+          </w:p>
+        </w:tc>
+        <w:tc>
+          <w:tcPr>
+            <w:tcW w:type="dxa" w:w="900"/>
+            <w:shd w:fill="F2F2F2" w:val="clear"/>
+          </w:tcPr>
+          <w:p>
+            <w:r>
+              <w:rPr>
+                <w:b/>
+                <w:bCs/>
+                <w:sz w:val="18"/>
+                <w:szCs w:val="18"/>
+              </w:rPr>
+              <w:t xml:space="preserve">By when</w:t>
+            </w:r>
+          </w:p>
+        </w:tc>
+        <w:tc>
+          <w:tcPr>
+            <w:tcW w:type="dxa" w:w="1200"/>
+            <w:shd w:fill="F2F2F2" w:val="clear"/>
+          </w:tcPr>
+          <w:p>
+            <w:r>
+              <w:rPr>
+                <w:b/>
+                <w:bCs/>
+                <w:sz w:val="18"/>
+                <w:szCs w:val="18"/>
+              </w:rPr>
+              <w:t xml:space="preserve">Stage</w:t>
+            </w:r>
+          </w:p>
+        </w:tc>
+        <w:tc>
+          <w:tcPr>
+            <w:tcW w:type="dxa" w:w="800"/>
+            <w:shd w:fill="F2F2F2" w:val="clear"/>
+          </w:tcPr>
+          <w:p>
+            <w:r>
+              <w:rPr>
+                <w:b/>
+                <w:bCs/>
+                <w:sz w:val="18"/>
+                <w:szCs w:val="18"/>
+              </w:rPr>
+              <w:t xml:space="preserve">Thesis-critical</w:t>
+            </w:r>
+          </w:p>
+        </w:tc>
+      </w:tr>
+      <w:tr>
+        <w:tc>
+          <w:tcPr>
+            <w:tcW w:type="dxa" w:w="1100"/>
+          </w:tcPr>
+          <w:p>
+            <w:r>
+              <w:rPr>
+                <w:b w:val="false"/>
+                <w:bCs w:val="false"/>
+                <w:sz w:val="18"/>
+                <w:szCs w:val="18"/>
+              </w:rPr>
+              <w:t xml:space="preserve">balance_sheet</w:t>
+            </w:r>
+          </w:p>
+        </w:tc>
+        <w:tc>
+          <w:tcPr>
+            <w:tcW w:type="dxa" w:w="2600"/>
+          </w:tcPr>
+          <w:p>
+            <w:r>
+              <w:rPr>
+                <w:b w:val="false"/>
+                <w:bCs w:val="false"/>
+                <w:sz w:val="18"/>
+                <w:szCs w:val="18"/>
+              </w:rPr>
+              <w:t xml:space="preserve">~Rs 360 Cr of IPO fresh-issue proceeds to reduce borrowings (~35% planned cut)</w:t>
+            </w:r>
+          </w:p>
+        </w:tc>
+        <w:tc>
+          <w:tcPr>
+            <w:tcW w:type="dxa" w:w="2400"/>
+          </w:tcPr>
+          <w:p>
+            <w:r>
+              <w:rPr>
+                <w:b w:val="false"/>
+                <w:bCs w:val="false"/>
+                <w:sz w:val="18"/>
+                <w:szCs w:val="18"/>
+              </w:rPr>
+              <w:t xml:space="preserve">Proceeds received Aug-2026; consolidated debt still ~Rs 1,023 Cr at Q1 FY27-end (30-Jun-2026), no clear reduction shown yet</w:t>
+            </w:r>
+          </w:p>
+        </w:tc>
+        <w:tc>
+          <w:tcPr>
+            <w:tcW w:type="dxa" w:w="900"/>
+          </w:tcPr>
+          <w:p>
+            <w:r>
+              <w:rPr>
+                <w:b w:val="false"/>
+                <w:bCs w:val="false"/>
+                <w:sz w:val="18"/>
+                <w:szCs w:val="18"/>
+              </w:rPr>
+              <w:t xml:space="preserve">6M</w:t>
+            </w:r>
+          </w:p>
+        </w:tc>
+        <w:tc>
+          <w:tcPr>
+            <w:tcW w:type="dxa" w:w="1200"/>
+          </w:tcPr>
+          <w:p>
+            <w:r>
+              <w:rPr>
+                <w:b w:val="false"/>
+                <w:bCs w:val="false"/>
+                <w:sz w:val="18"/>
+                <w:szCs w:val="18"/>
+              </w:rPr>
+              <w:t xml:space="preserve">action</w:t>
+            </w:r>
+          </w:p>
+        </w:tc>
+        <w:tc>
+          <w:tcPr>
+            <w:tcW w:type="dxa" w:w="800"/>
+          </w:tcPr>
+          <w:p>
+            <w:r>
+              <w:rPr>
+                <w:b w:val="false"/>
+                <w:bCs w:val="false"/>
+                <w:sz w:val="18"/>
+                <w:szCs w:val="18"/>
+              </w:rPr>
+              <w:t xml:space="preserve">yes</w:t>
+            </w:r>
+          </w:p>
+        </w:tc>
+      </w:tr>
+      <w:tr>
+        <w:tc>
+          <w:tcPr>
+            <w:tcW w:type="dxa" w:w="1100"/>
+          </w:tcPr>
+          <w:p>
+            <w:r>
+              <w:rPr>
+                <w:b w:val="false"/>
+                <w:bCs w:val="false"/>
+                <w:sz w:val="18"/>
+                <w:szCs w:val="18"/>
+              </w:rPr>
+              <w:t xml:space="preserve">growth</w:t>
+            </w:r>
+          </w:p>
+        </w:tc>
+        <w:tc>
+          <w:tcPr>
+            <w:tcW w:type="dxa" w:w="2600"/>
+          </w:tcPr>
+          <w:p>
+            <w:r>
+              <w:rPr>
+                <w:b w:val="false"/>
+                <w:bCs w:val="false"/>
+                <w:sz w:val="18"/>
+                <w:szCs w:val="18"/>
+              </w:rPr>
+              <w:t xml:space="preserve">20-25% YoY revenue growth guided for FY27; ~Rs 400 Cr/yr of new asset additions</w:t>
+            </w:r>
+          </w:p>
+        </w:tc>
+        <w:tc>
+          <w:tcPr>
+            <w:tcW w:type="dxa" w:w="2400"/>
+          </w:tcPr>
+          <w:p>
+            <w:r>
+              <w:rPr>
+                <w:b w:val="false"/>
+                <w:bCs w:val="false"/>
+                <w:sz w:val="18"/>
+                <w:szCs w:val="18"/>
+              </w:rPr>
+              <w:t xml:space="preserve">Q1 FY27 delivered 19% YoY revenue growth, in line with the low end of guidance</w:t>
+            </w:r>
+          </w:p>
+        </w:tc>
+        <w:tc>
+          <w:tcPr>
+            <w:tcW w:type="dxa" w:w="900"/>
+          </w:tcPr>
+          <w:p>
+            <w:r>
+              <w:rPr>
+                <w:b w:val="false"/>
+                <w:bCs w:val="false"/>
+                <w:sz w:val="18"/>
+                <w:szCs w:val="18"/>
+              </w:rPr>
+              <w:t xml:space="preserve">FY27</w:t>
+            </w:r>
+          </w:p>
+        </w:tc>
+        <w:tc>
+          <w:tcPr>
+            <w:tcW w:type="dxa" w:w="1200"/>
+          </w:tcPr>
+          <w:p>
+            <w:r>
+              <w:rPr>
+                <w:b w:val="false"/>
+                <w:bCs w:val="false"/>
+                <w:sz w:val="18"/>
+                <w:szCs w:val="18"/>
+              </w:rPr>
+              <w:t xml:space="preserve">expectation</w:t>
+            </w:r>
+          </w:p>
+        </w:tc>
+        <w:tc>
+          <w:tcPr>
+            <w:tcW w:type="dxa" w:w="800"/>
+          </w:tcPr>
+          <w:p>
+            <w:r>
+              <w:rPr>
+                <w:b w:val="false"/>
+                <w:bCs w:val="false"/>
+                <w:sz w:val="18"/>
+                <w:szCs w:val="18"/>
+              </w:rPr>
+              <w:t xml:space="preserve">yes</w:t>
+            </w:r>
+          </w:p>
+        </w:tc>
+      </w:tr>
+      <w:tr>
+        <w:tc>
+          <w:tcPr>
+            <w:tcW w:type="dxa" w:w="1100"/>
+          </w:tcPr>
+          <w:p>
+            <w:r>
+              <w:rPr>
+                <w:b w:val="false"/>
+                <w:bCs w:val="false"/>
+                <w:sz w:val="18"/>
+                <w:szCs w:val="18"/>
+              </w:rPr>
+              <w:t xml:space="preserve">new_business</w:t>
+            </w:r>
+          </w:p>
+        </w:tc>
+        <w:tc>
+          <w:tcPr>
+            <w:tcW w:type="dxa" w:w="2600"/>
+          </w:tcPr>
+          <w:p>
+            <w:r>
+              <w:rPr>
+                <w:b w:val="false"/>
+                <w:bCs w:val="false"/>
+                <w:sz w:val="18"/>
+                <w:szCs w:val="18"/>
+              </w:rPr>
+              <w:t xml:space="preserve">GCC (Gulf) market entry, targeting Rs 150-200 Cr revenue by year 3</w:t>
+            </w:r>
+          </w:p>
+        </w:tc>
+        <w:tc>
+          <w:tcPr>
+            <w:tcW w:type="dxa" w:w="2400"/>
+          </w:tcPr>
+          <w:p>
+            <w:r>
+              <w:rPr>
+                <w:b w:val="false"/>
+                <w:bCs w:val="false"/>
+                <w:sz w:val="18"/>
+                <w:szCs w:val="18"/>
+              </w:rPr>
+              <w:t xml:space="preserve">Launch timeline pushed to mid-Sept 2027 from an earlier target</w:t>
+            </w:r>
+          </w:p>
+        </w:tc>
+        <w:tc>
+          <w:tcPr>
+            <w:tcW w:type="dxa" w:w="900"/>
+          </w:tcPr>
+          <w:p>
+            <w:r>
+              <w:rPr>
+                <w:b w:val="false"/>
+                <w:bCs w:val="false"/>
+                <w:sz w:val="18"/>
+                <w:szCs w:val="18"/>
+              </w:rPr>
+              <w:t xml:space="preserve">beyond</w:t>
+            </w:r>
+          </w:p>
+        </w:tc>
+        <w:tc>
+          <w:tcPr>
+            <w:tcW w:type="dxa" w:w="1200"/>
+          </w:tcPr>
+          <w:p>
+            <w:r>
+              <w:rPr>
+                <w:b w:val="false"/>
+                <w:bCs w:val="false"/>
+                <w:sz w:val="18"/>
+                <w:szCs w:val="18"/>
+              </w:rPr>
+              <w:t xml:space="preserve">action</w:t>
+            </w:r>
+          </w:p>
+        </w:tc>
+        <w:tc>
+          <w:tcPr>
+            <w:tcW w:type="dxa" w:w="800"/>
+          </w:tcPr>
+          <w:p>
+            <w:r>
+              <w:rPr>
+                <w:b w:val="false"/>
+                <w:bCs w:val="false"/>
+                <w:sz w:val="18"/>
+                <w:szCs w:val="18"/>
+              </w:rPr>
+              <w:t xml:space="preserve"/>
+            </w:r>
+          </w:p>
+        </w:tc>
+      </w:tr>
+      <w:tr>
+        <w:tc>
+          <w:tcPr>
+            <w:tcW w:type="dxa" w:w="1100"/>
+          </w:tcPr>
+          <w:p>
+            <w:r>
+              <w:rPr>
+                <w:b w:val="false"/>
+                <w:bCs w:val="false"/>
+                <w:sz w:val="18"/>
+                <w:szCs w:val="18"/>
+              </w:rPr>
+              <w:t xml:space="preserve">margin</w:t>
+            </w:r>
+          </w:p>
+        </w:tc>
+        <w:tc>
+          <w:tcPr>
+            <w:tcW w:type="dxa" w:w="2600"/>
+          </w:tcPr>
+          <w:p>
+            <w:r>
+              <w:rPr>
+                <w:b w:val="false"/>
+                <w:bCs w:val="false"/>
+                <w:sz w:val="18"/>
+                <w:szCs w:val="18"/>
+              </w:rPr>
+              <w:t xml:space="preserve">EBITDA margin to stay within a 47-56% historical band, with 100-200bps upside possible but 'not every quarter'</w:t>
+            </w:r>
+          </w:p>
+        </w:tc>
+        <w:tc>
+          <w:tcPr>
+            <w:tcW w:type="dxa" w:w="2400"/>
+          </w:tcPr>
+          <w:p>
+            <w:r>
+              <w:rPr>
+                <w:b w:val="false"/>
+                <w:bCs w:val="false"/>
+                <w:sz w:val="18"/>
+                <w:szCs w:val="18"/>
+              </w:rPr>
+              <w:t xml:space="preserve">Q1 FY27 margin 53.5%, toward the high end of the stated band</w:t>
+            </w:r>
+          </w:p>
+        </w:tc>
+        <w:tc>
+          <w:tcPr>
+            <w:tcW w:type="dxa" w:w="900"/>
+          </w:tcPr>
+          <w:p>
+            <w:r>
+              <w:rPr>
+                <w:b w:val="false"/>
+                <w:bCs w:val="false"/>
+                <w:sz w:val="18"/>
+                <w:szCs w:val="18"/>
+              </w:rPr>
+              <w:t xml:space="preserve">FY27</w:t>
+            </w:r>
+          </w:p>
+        </w:tc>
+        <w:tc>
+          <w:tcPr>
+            <w:tcW w:type="dxa" w:w="1200"/>
+          </w:tcPr>
+          <w:p>
+            <w:r>
+              <w:rPr>
+                <w:b w:val="false"/>
+                <w:bCs w:val="false"/>
+                <w:sz w:val="18"/>
+                <w:szCs w:val="18"/>
+              </w:rPr>
+              <w:t xml:space="preserve">expectation</w:t>
+            </w:r>
+          </w:p>
+        </w:tc>
+        <w:tc>
+          <w:tcPr>
+            <w:tcW w:type="dxa" w:w="800"/>
+          </w:tcPr>
+          <w:p>
+            <w:r>
+              <w:rPr>
+                <w:b w:val="false"/>
+                <w:bCs w:val="false"/>
+                <w:sz w:val="18"/>
+                <w:szCs w:val="18"/>
+              </w:rPr>
+              <w:t xml:space="preserve"/>
+            </w:r>
+          </w:p>
+        </w:tc>
+      </w:tr>
+    </w:tbl>
+    <w:p>
+      <w:pPr>
+        <w:spacing w:after="60" w:before="120"/>
+      </w:pPr>
+      <w:r>
+        <w:rPr>
+          <w:b/>
+          <w:bCs/>
+          <w:sz w:val="20"/>
+          <w:szCs w:val="20"/>
+        </w:rPr>
+        <w:t xml:space="preserve">Earnings chain: </w:t>
+      </w:r>
+      <w:r>
+        <w:rPr>
+          <w:b w:val="false"/>
+          <w:bCs w:val="false"/>
+          <w:sz w:val="20"/>
+          <w:szCs w:val="20"/>
+        </w:rPr>
+        <w:t xml:space="preserve">new customer additions (48 in Q1 vs 15-20 norm)</w:t>
+      </w:r>
+      <w:r>
+        <w:rPr>
+          <w:color w:val="666666"/>
+          <w:sz w:val="20"/>
+          <w:szCs w:val="20"/>
+        </w:rPr>
+        <w:t xml:space="preserve"> → </w:t>
+      </w:r>
+      <w:r>
+        <w:rPr>
+          <w:b w:val="false"/>
+          <w:bCs w:val="false"/>
+          <w:sz w:val="20"/>
+          <w:szCs w:val="20"/>
+        </w:rPr>
+        <w:t xml:space="preserve">asset base growth (~Rs 400 Cr/yr target)</w:t>
+      </w:r>
+      <w:r>
+        <w:rPr>
+          <w:color w:val="666666"/>
+          <w:sz w:val="20"/>
+          <w:szCs w:val="20"/>
+        </w:rPr>
+        <w:t xml:space="preserve"> → </w:t>
+      </w:r>
+      <w:r>
+        <w:rPr>
+          <w:b w:val="false"/>
+          <w:bCs w:val="false"/>
+          <w:sz w:val="20"/>
+          <w:szCs w:val="20"/>
+        </w:rPr>
+        <w:t xml:space="preserve">utilisation (89.2%)</w:t>
+      </w:r>
+      <w:r>
+        <w:rPr>
+          <w:color w:val="666666"/>
+          <w:sz w:val="20"/>
+          <w:szCs w:val="20"/>
+        </w:rPr>
+        <w:t xml:space="preserve"> → </w:t>
+      </w:r>
+      <w:r>
+        <w:rPr>
+          <w:b w:val="false"/>
+          <w:bCs w:val="false"/>
+          <w:sz w:val="20"/>
+          <w:szCs w:val="20"/>
+        </w:rPr>
+        <w:t xml:space="preserve">revenue growth (~19-20% YoY)</w:t>
+      </w:r>
+      <w:r>
+        <w:rPr>
+          <w:color w:val="666666"/>
+          <w:sz w:val="20"/>
+          <w:szCs w:val="20"/>
+        </w:rPr>
+        <w:t xml:space="preserve"> → </w:t>
+      </w:r>
+      <w:r>
+        <w:rPr>
+          <w:b w:val="false"/>
+          <w:bCs w:val="false"/>
+          <w:sz w:val="20"/>
+          <w:szCs w:val="20"/>
+        </w:rPr>
+        <w:t xml:space="preserve">operating leverage</w:t>
+      </w:r>
+      <w:r>
+        <w:rPr>
+          <w:color w:val="666666"/>
+          <w:sz w:val="20"/>
+          <w:szCs w:val="20"/>
+        </w:rPr>
+        <w:t xml:space="preserve"> → </w:t>
+      </w:r>
+      <w:r>
+        <w:rPr>
+          <w:b w:val="false"/>
+          <w:bCs w:val="false"/>
+          <w:sz w:val="20"/>
+          <w:szCs w:val="20"/>
+        </w:rPr>
+        <w:t xml:space="preserve">EBITDA margin (53.5%)</w:t>
+      </w:r>
+      <w:r>
+        <w:rPr>
+          <w:color w:val="666666"/>
+          <w:sz w:val="20"/>
+          <w:szCs w:val="20"/>
+        </w:rPr>
+        <w:t xml:space="preserve"> → </w:t>
+      </w:r>
+      <w:r>
+        <w:rPr>
+          <w:b w:val="false"/>
+          <w:bCs w:val="false"/>
+          <w:sz w:val="20"/>
+          <w:szCs w:val="20"/>
+        </w:rPr>
+        <w:t xml:space="preserve">PAT</w:t>
+      </w:r>
+    </w:p>
+    <w:p>
+      <w:pPr>
+        <w:spacing w:after="120"/>
+      </w:pPr>
+      <w:r>
+        <w:rPr>
+          <w:color w:val="666666"/>
+          <w:sz w:val="18"/>
+          <w:szCs w:val="18"/>
+        </w:rPr>
+        <w:t xml:space="preserve">Bottleneck link: capex funding amid rising leverage - continued asset-base growth is increasingly debt-funded even as the IPO thesis calls for deleveraging.</w:t>
+      </w:r>
+    </w:p>
+    <w:p>
+      <w:pPr>
+        <w:spacing w:after="120"/>
+      </w:pPr>
+      <w:r>
+        <w:rPr>
+          <w:color w:val="666666"/>
+          <w:sz w:val="18"/>
+          <w:szCs w:val="18"/>
+        </w:rPr>
+        <w:t xml:space="preserve">Operating leverage: yes - Q1 FY27 EBITDA grew faster than revenue (21% vs 19%), and PAT faster still (30%)</w:t>
+      </w:r>
+    </w:p>
+    <w:p>
+      <w:pPr>
+        <w:spacing w:after="120"/>
+      </w:pPr>
+      <w:r>
+        <w:rPr>
+          <w:color w:val="666666"/>
+          <w:sz w:val="18"/>
+          <w:szCs w:val="18"/>
+        </w:rPr>
+        <w:t xml:space="preserve">Evidenced: new customer additions; asset base growth; utilisation; revenue growth. Still assumed: operating leverage sustaining; margin staying at the high end of the historical band; debt actually coming down.</w:t>
+      </w:r>
+    </w:p>
+    <w:p>
+      <w:pPr>
+        <w:spacing w:after="120"/>
+      </w:pPr>
+      <w:r>
+        <w:rPr>
+          <w:b/>
+          <w:bCs/>
+          <w:sz w:val="20"/>
+          <w:szCs w:val="20"/>
+        </w:rPr>
+        <w:t xml:space="preserve">Market expectation vs. our path:</w:t>
+      </w:r>
+    </w:p>
+    <w:tbl>
+      <w:tblPr>
+        <w:tblW w:type="dxa" w:w="9000"/>
+        <w:tblBorders>
+          <w:top w:val="single" w:color="auto" w:sz="4"/>
+          <w:left w:val="single" w:color="auto" w:sz="4"/>
+          <w:bottom w:val="single" w:color="auto" w:sz="4"/>
+          <w:right w:val="single" w:color="auto" w:sz="4"/>
+          <w:insideH w:val="single" w:color="auto" w:sz="4"/>
+          <w:insideV w:val="single" w:color="auto" w:sz="4"/>
+        </w:tblBorders>
+      </w:tblPr>
+      <w:tblGrid>
+        <w:gridCol w:w="3200"/>
+        <w:gridCol w:w="5800"/>
+      </w:tblGrid>
+      <w:tr>
+        <w:tc>
+          <w:tcPr>
+            <w:tcW w:type="dxa" w:w="3200"/>
+            <w:shd w:fill="F2F2F2" w:val="clear"/>
+          </w:tcPr>
+          <w:p>
+            <w:r>
+              <w:rPr>
+                <w:b/>
+                <w:bCs/>
+              </w:rPr>
+              <w:t xml:space="preserve">As of</w:t>
+            </w:r>
+          </w:p>
+        </w:tc>
+        <w:tc>
+          <w:tcPr>
+            <w:tcW w:type="dxa" w:w="5800"/>
+          </w:tcPr>
+          <w:p>
+            <w:r>
+              <w:t xml:space="preserve">2026-09-19</w:t>
+            </w:r>
+          </w:p>
+        </w:tc>
+      </w:tr>
+      <w:tr>
+        <w:tc>
+          <w:tcPr>
+            <w:tcW w:type="dxa" w:w="3200"/>
+            <w:shd w:fill="F2F2F2" w:val="clear"/>
+          </w:tcPr>
+          <w:p>
+            <w:r>
+              <w:rPr>
+                <w:b/>
+                <w:bCs/>
+              </w:rPr>
+              <w:t xml:space="preserve">Price / multiple</w:t>
+            </w:r>
+          </w:p>
+        </w:tc>
+        <w:tc>
+          <w:tcPr>
+            <w:tcW w:type="dxa" w:w="5800"/>
+          </w:tcPr>
+          <w:p>
+            <w:r>
+              <w:t xml:space="preserve">Rs 138 · 106x P/E</w:t>
+            </w:r>
+          </w:p>
+        </w:tc>
+      </w:tr>
+      <w:tr>
+        <w:tc>
+          <w:tcPr>
+            <w:tcW w:type="dxa" w:w="3200"/>
+            <w:shd w:fill="F2F2F2" w:val="clear"/>
+          </w:tcPr>
+          <w:p>
+            <w:r>
+              <w:rPr>
+                <w:b/>
+                <w:bCs/>
+              </w:rPr>
+              <w:t xml:space="preserve">Right valuation lens</w:t>
+            </w:r>
+          </w:p>
+        </w:tc>
+        <w:tc>
+          <w:tcPr>
+            <w:tcW w:type="dxa" w:w="5800"/>
+          </w:tcPr>
+          <w:p>
+            <w:r>
+              <w:t xml:space="preserve">P/E</w:t>
+            </w:r>
+          </w:p>
+        </w:tc>
+      </w:tr>
+      <w:tr>
+        <w:tc>
+          <w:tcPr>
+            <w:tcW w:type="dxa" w:w="3200"/>
+            <w:shd w:fill="F2F2F2" w:val="clear"/>
+          </w:tcPr>
+          <w:p>
+            <w:r>
+              <w:rPr>
+                <w:b/>
+                <w:bCs/>
+              </w:rPr>
+              <w:t xml:space="preserve">Price implies</w:t>
+            </w:r>
+          </w:p>
+        </w:tc>
+        <w:tc>
+          <w:tcPr>
+            <w:tcW w:type="dxa" w:w="5800"/>
+          </w:tcPr>
+          <w:p>
+            <w:r>
+              <w:t xml:space="preserve">At ~106x trailing P/E even a generous 25-30x exit multiple (appropriate for a high-quality, moat-backed franchise) requires an extremely long runway of high EPS growth (well above the 20-25% revenue growth currently guided, since PAT growth also has to overcome rising interest costs) - the market is pricing in a multi-year, best-case compounding outcome, not just the base case</w:t>
+            </w:r>
+          </w:p>
+        </w:tc>
+      </w:tr>
+      <w:tr>
+        <w:tc>
+          <w:tcPr>
+            <w:tcW w:type="dxa" w:w="3200"/>
+            <w:shd w:fill="F2F2F2" w:val="clear"/>
+          </w:tcPr>
+          <w:p>
+            <w:r>
+              <w:rPr>
+                <w:b/>
+                <w:bCs/>
+              </w:rPr>
+              <w:t xml:space="preserve">Our FY27</w:t>
+            </w:r>
+          </w:p>
+        </w:tc>
+        <w:tc>
+          <w:tcPr>
+            <w:tcW w:type="dxa" w:w="5800"/>
+          </w:tcPr>
+          <w:p>
+            <w:r>
+              <w:t xml:space="preserve">Revenue growth ~19-22% (in line with Q1 print and guidance); EBITDA growth similarly ~20%+ if margin holds near the top of the 47-56% band; PAT growth likely mid-20s% if leverage stays roughly flat</w:t>
+            </w:r>
+          </w:p>
+        </w:tc>
+      </w:tr>
+      <w:tr>
+        <w:tc>
+          <w:tcPr>
+            <w:tcW w:type="dxa" w:w="3200"/>
+            <w:shd w:fill="F2F2F2" w:val="clear"/>
+          </w:tcPr>
+          <w:p>
+            <w:r>
+              <w:rPr>
+                <w:b/>
+                <w:bCs/>
+              </w:rPr>
+              <w:t xml:space="preserve">Our FY28</w:t>
+            </w:r>
+          </w:p>
+        </w:tc>
+        <w:tc>
+          <w:tcPr>
+            <w:tcW w:type="dxa" w:w="5800"/>
+          </w:tcPr>
+          <w:p>
+            <w:r>
+              <w:t xml:space="preserve">GCC and data-monetisation optionality could add a second leg, but both are unconfirmed (GCC delayed once already); base case remains a capital-heavy, debt-funded growth model</w:t>
+            </w:r>
+          </w:p>
+        </w:tc>
+      </w:tr>
+      <w:tr>
+        <w:tc>
+          <w:tcPr>
+            <w:tcW w:type="dxa" w:w="3200"/>
+            <w:shd w:fill="F2F2F2" w:val="clear"/>
+          </w:tcPr>
+          <w:p>
+            <w:r>
+              <w:rPr>
+                <w:b/>
+                <w:bCs/>
+              </w:rPr>
+              <w:t xml:space="preserve">Gap direction</w:t>
+            </w:r>
+          </w:p>
+        </w:tc>
+        <w:tc>
+          <w:tcPr>
+            <w:tcW w:type="dxa" w:w="5800"/>
+          </w:tcPr>
+          <w:p>
+            <w:r>
+              <w:t xml:space="preserve">over-optimistic</w:t>
+            </w:r>
+          </w:p>
+        </w:tc>
+      </w:tr>
+      <w:tr>
+        <w:tc>
+          <w:tcPr>
+            <w:tcW w:type="dxa" w:w="3200"/>
+            <w:shd w:fill="F2F2F2" w:val="clear"/>
+          </w:tcPr>
+          <w:p>
+            <w:r>
+              <w:rPr>
+                <w:b/>
+                <w:bCs/>
+              </w:rPr>
+              <w:t xml:space="preserve">Gap type</w:t>
+            </w:r>
+          </w:p>
+        </w:tc>
+        <w:tc>
+          <w:tcPr>
+            <w:tcW w:type="dxa" w:w="5800"/>
+          </w:tcPr>
+          <w:p>
+            <w:r>
+              <w:t xml:space="preserve">duration</w:t>
+            </w:r>
+          </w:p>
+        </w:tc>
+      </w:tr>
+      <w:tr>
+        <w:tc>
+          <w:tcPr>
+            <w:tcW w:type="dxa" w:w="3200"/>
+            <w:shd w:fill="F2F2F2" w:val="clear"/>
+          </w:tcPr>
+          <w:p>
+            <w:r>
+              <w:rPr>
+                <w:b/>
+                <w:bCs/>
+              </w:rPr>
+              <w:t xml:space="preserve">Gap magnitude</w:t>
+            </w:r>
+          </w:p>
+        </w:tc>
+        <w:tc>
+          <w:tcPr>
+            <w:tcW w:type="dxa" w:w="5800"/>
+          </w:tcPr>
+          <w:p>
+            <w:r>
+              <w:t xml:space="preserve">not estimable</w:t>
+            </w:r>
+          </w:p>
+        </w:tc>
+      </w:tr>
+      <w:tr>
+        <w:tc>
+          <w:tcPr>
+            <w:tcW w:type="dxa" w:w="3200"/>
+            <w:shd w:fill="F2F2F2" w:val="clear"/>
+          </w:tcPr>
+          <w:p>
+            <w:r>
+              <w:rPr>
+                <w:b/>
+                <w:bCs/>
+              </w:rPr>
+              <w:t xml:space="preserve">Gap basis</w:t>
+            </w:r>
+          </w:p>
+        </w:tc>
+        <w:tc>
+          <w:tcPr>
+            <w:tcW w:type="dxa" w:w="5800"/>
+          </w:tcPr>
+          <w:p>
+            <w:r>
+              <w:t xml:space="preserve">At ~106x trailing P/E and ~8.3% ROCE (declining), the price already requires a much longer and steeper growth runway than the guided 20-25% revenue growth and modest, band-bound margin outlook can support</w:t>
+            </w:r>
+          </w:p>
+        </w:tc>
+      </w:tr>
+      <w:tr>
+        <w:tc>
+          <w:tcPr>
+            <w:tcW w:type="dxa" w:w="3200"/>
+            <w:shd w:fill="F2F2F2" w:val="clear"/>
+          </w:tcPr>
+          <w:p>
+            <w:r>
+              <w:rPr>
+                <w:b/>
+                <w:bCs/>
+              </w:rPr>
+              <w:t xml:space="preserve">Evidence quality</w:t>
+            </w:r>
+          </w:p>
+        </w:tc>
+        <w:tc>
+          <w:tcPr>
+            <w:tcW w:type="dxa" w:w="5800"/>
+          </w:tcPr>
+          <w:p>
+            <w:r>
+              <w:t xml:space="preserve">weak</w:t>
+            </w:r>
+          </w:p>
+        </w:tc>
+      </w:tr>
+    </w:tbl>
+    <w:p>
+      <w:pPr>
+        <w:spacing w:after="120"/>
+      </w:pPr>
+      <w:r>
+        <w:rPr>
+          <w:i/>
+          <w:iCs/>
+          <w:color w:val="666666"/>
+          <w:sz w:val="16"/>
+          <w:szCs w:val="16"/>
+        </w:rPr>
+        <w:t xml:space="preserve">no broker consensus; implied path is a reverse-P/E estimate + screener.in forward figures + VP thread view</w:t>
+      </w:r>
+    </w:p>
+    <w:p>
+      <w:pPr>
+        <w:spacing w:after="120" w:before="120"/>
+      </w:pPr>
+      <w:r>
+        <w:rPr>
+          <w:b/>
+          <w:bCs/>
+          <w:sz w:val="20"/>
+          <w:szCs w:val="20"/>
+        </w:rPr>
+        <w:t xml:space="preserve">Catalyst: </w:t>
+      </w:r>
+      <w:r>
+        <w:rPr>
+          <w:sz w:val="20"/>
+          <w:szCs w:val="20"/>
+        </w:rPr>
+        <w:t xml:space="preserve">FY27 full-year print showing whether EBITDA growth actually keeps outpacing revenue and whether consolidated debt visibly declines from the IPO proceeds</w:t>
+      </w:r>
+      <w:r>
+        <w:rPr>
+          <w:color w:val="666666"/>
+          <w:sz w:val="18"/>
+          <w:szCs w:val="18"/>
+        </w:rPr>
+        <w:t xml:space="preserve"> (window ~6M from 2026-09-19; undated; evidence med; pending)</w:t>
       </w:r>
     </w:p>
     <w:p>
@@ -314,7 +1901,7 @@
         <w:spacing w:after="120" w:before="280"/>
       </w:pPr>
       <w:r>
-        <w:t xml:space="preserve">BSE Corporate Actions / Other Red Flags</w:t>
+        <w:t xml:space="preserve">Ishmohit-Lens Checks (value chain · earnings quality · growth trajectory · management · quality metrics · track record · global-signal check)</w:t>
       </w:r>
     </w:p>
     <w:p>
@@ -322,68 +1909,703 @@
         <w:spacing w:after="120"/>
       </w:pPr>
       <w:r>
-        <w:t xml:space="preserve">Not independently checked. No red flags identified; IPO proceeds explicitly earmarked for borrowing reduction.</w:t>
-      </w:r>
-    </w:p>
+        <w:rPr>
+          <w:i/>
+          <w:iCs/>
+          <w:color w:val="666666"/>
+          <w:sz w:val="18"/>
+          <w:szCs w:val="18"/>
+        </w:rPr>
+        <w:t xml:space="preserve">Extra checks drawn from @ishmohit1 / SOIC methodology (playbook/ishmohit-soic-style.md): where the company sits in its value chain and what the supply side is doing, whether a margin/PAT inflection is structural or a cyclical peak, the rate-of-change of growth vs. what the multiple demands, and management quality as a positive attribute.</w:t>
+      </w:r>
+    </w:p>
+    <w:p>
+      <w:pPr>
+        <w:spacing w:after="120"/>
+      </w:pPr>
+      <w:r>
+        <w:rPr>
+          <w:b/>
+          <w:bCs/>
+          <w:sz w:val="20"/>
+          <w:szCs w:val="20"/>
+        </w:rPr>
+        <w:t xml:space="preserve">Value chain &amp; supply side:</w:t>
+      </w:r>
+    </w:p>
+    <w:tbl>
+      <w:tblPr>
+        <w:tblW w:type="dxa" w:w="9000"/>
+        <w:tblBorders>
+          <w:top w:val="single" w:color="auto" w:sz="4"/>
+          <w:left w:val="single" w:color="auto" w:sz="4"/>
+          <w:bottom w:val="single" w:color="auto" w:sz="4"/>
+          <w:right w:val="single" w:color="auto" w:sz="4"/>
+          <w:insideH w:val="single" w:color="auto" w:sz="4"/>
+          <w:insideV w:val="single" w:color="auto" w:sz="4"/>
+        </w:tblBorders>
+      </w:tblPr>
+      <w:tblGrid>
+        <w:gridCol w:w="3200"/>
+        <w:gridCol w:w="5800"/>
+      </w:tblGrid>
+      <w:tr>
+        <w:tc>
+          <w:tcPr>
+            <w:tcW w:type="dxa" w:w="3200"/>
+            <w:shd w:fill="F2F2F2" w:val="clear"/>
+          </w:tcPr>
+          <w:p>
+            <w:r>
+              <w:rPr>
+                <w:b/>
+                <w:bCs/>
+              </w:rPr>
+              <w:t xml:space="preserve">Theme</w:t>
+            </w:r>
+          </w:p>
+        </w:tc>
+        <w:tc>
+          <w:tcPr>
+            <w:tcW w:type="dxa" w:w="5800"/>
+          </w:tcPr>
+          <w:p>
+            <w:r>
+              <w:t xml:space="preserve">asset-pooling / palletization (supply-chain infrastructure)</w:t>
+            </w:r>
+          </w:p>
+        </w:tc>
+      </w:tr>
+      <w:tr>
+        <w:tc>
+          <w:tcPr>
+            <w:tcW w:type="dxa" w:w="3200"/>
+            <w:shd w:fill="F2F2F2" w:val="clear"/>
+          </w:tcPr>
+          <w:p>
+            <w:r>
+              <w:rPr>
+                <w:b/>
+                <w:bCs/>
+              </w:rPr>
+              <w:t xml:space="preserve">This company's position</w:t>
+            </w:r>
+          </w:p>
+        </w:tc>
+        <w:tc>
+          <w:tcPr>
+            <w:tcW w:type="dxa" w:w="5800"/>
+          </w:tcPr>
+          <w:p>
+            <w:r>
+              <w:t xml:space="preserve">dominant player (~90% organised share) in pallet/crate/MHE pooling for FMCG, consumer and e-commerce clients</w:t>
+            </w:r>
+          </w:p>
+        </w:tc>
+      </w:tr>
+      <w:tr>
+        <w:tc>
+          <w:tcPr>
+            <w:tcW w:type="dxa" w:w="3200"/>
+            <w:shd w:fill="F2F2F2" w:val="clear"/>
+          </w:tcPr>
+          <w:p>
+            <w:r>
+              <w:rPr>
+                <w:b/>
+                <w:bCs/>
+              </w:rPr>
+              <w:t xml:space="preserve">Bottleneck node (pricing power)</w:t>
+            </w:r>
+          </w:p>
+        </w:tc>
+        <w:tc>
+          <w:tcPr>
+            <w:tcW w:type="dxa" w:w="5800"/>
+          </w:tcPr>
+          <w:p>
+            <w:r>
+              <w:t xml:space="preserve">asset-tracking/loss-prevention discipline + capital availability to keep funding fleet growth</w:t>
+            </w:r>
+          </w:p>
+        </w:tc>
+      </w:tr>
+      <w:tr>
+        <w:tc>
+          <w:tcPr>
+            <w:tcW w:type="dxa" w:w="3200"/>
+            <w:shd w:fill="F2F2F2" w:val="clear"/>
+          </w:tcPr>
+          <w:p>
+            <w:r>
+              <w:rPr>
+                <w:b/>
+                <w:bCs/>
+              </w:rPr>
+              <w:t xml:space="preserve">Supply-side status</w:t>
+            </w:r>
+          </w:p>
+        </w:tc>
+        <w:tc>
+          <w:tcPr>
+            <w:tcW w:type="dxa" w:w="5800"/>
+          </w:tcPr>
+          <w:p>
+            <w:r>
+              <w:t xml:space="preserve">adding</w:t>
+            </w:r>
+          </w:p>
+        </w:tc>
+      </w:tr>
+      <w:tr>
+        <w:tc>
+          <w:tcPr>
+            <w:tcW w:type="dxa" w:w="3200"/>
+            <w:shd w:fill="F2F2F2" w:val="clear"/>
+          </w:tcPr>
+          <w:p>
+            <w:r>
+              <w:rPr>
+                <w:b/>
+                <w:bCs/>
+              </w:rPr>
+              <w:t xml:space="preserve">Adjacent-node peers</w:t>
+            </w:r>
+          </w:p>
+        </w:tc>
+        <w:tc>
+          <w:tcPr>
+            <w:tcW w:type="dxa" w:w="5800"/>
+          </w:tcPr>
+          <w:p>
+            <w:r>
+              <w:t xml:space="preserve">Brambles/CHEP (global parent of the CHEP India business Leap absorbed), iGPS (US peer, went bankrupt on asset-loss issues), unorganised/informal regional pallet-rental players</w:t>
+            </w:r>
+          </w:p>
+        </w:tc>
+      </w:tr>
+    </w:tbl>
+    <w:p>
+      <w:pPr>
+        <w:spacing w:after="120"/>
+      </w:pPr>
+      <w:r>
+        <w:rPr>
+          <w:color w:val="666666"/>
+          <w:sz w:val="18"/>
+          <w:szCs w:val="18"/>
+        </w:rPr>
+        <w:t xml:space="preserve">India palletization penetration is only ~17% vs 80%+ in developed markets - a genuinely large runway - but this is a scale-and-capital game where asset-tracking discipline is the key operating risk (iGPS's US bankruptcy came specifically from missing/lost pallets, not demand). 'Adding' capacity is appropriate at this stage of a nascent market, not a late-cycle glut signal.</w:t>
+      </w:r>
+    </w:p>
+    <w:p>
+      <w:pPr>
+        <w:spacing w:after="60" w:before="120"/>
+      </w:pPr>
+      <w:r>
+        <w:rPr>
+          <w:b/>
+          <w:bCs/>
+          <w:sz w:val="20"/>
+          <w:szCs w:val="20"/>
+        </w:rPr>
+        <w:t xml:space="preserve">Earnings quality: </w:t>
+      </w:r>
+      <w:r>
+        <w:rPr>
+          <w:sz w:val="20"/>
+          <w:szCs w:val="20"/>
+        </w:rPr>
+        <w:t xml:space="preserve">margin driver structural</w:t>
+      </w:r>
+      <w:r>
+        <w:rPr>
+          <w:b/>
+          <w:bCs/>
+          <w:color w:val="A32020"/>
+          <w:sz w:val="20"/>
+          <w:szCs w:val="20"/>
+        </w:rPr>
+        <w:t xml:space="preserve"/>
+      </w:r>
+    </w:p>
+    <w:p>
+      <w:pPr>
+        <w:spacing w:after="120"/>
+      </w:pPr>
+      <w:r>
+        <w:rPr>
+          <w:color w:val="666666"/>
+          <w:sz w:val="18"/>
+          <w:szCs w:val="18"/>
+        </w:rPr>
+        <w:t xml:space="preserve">Drivers: asset utilisation (89.2%); mix shift across pallets/containers/MHE; operating leverage on new customer additions.</w:t>
+      </w:r>
+    </w:p>
+    <w:p>
+      <w:pPr>
+        <w:spacing w:after="120"/>
+      </w:pPr>
+      <w:r>
+        <w:rPr>
+          <w:color w:val="666666"/>
+          <w:sz w:val="18"/>
+          <w:szCs w:val="18"/>
+        </w:rPr>
+        <w:t xml:space="preserve">Management itself guides margin will stay within a 47-56% historical band; Q1 FY27's 53.5% is toward the high end but management explicitly cautioned 'every quarter we will not be able to increase' margins, so this reads as mix-driven variability within a known band rather than a clear cyclical peak.</w:t>
+      </w:r>
+    </w:p>
+    <w:p>
+      <w:pPr>
+        <w:spacing w:after="60" w:before="120"/>
+      </w:pPr>
+      <w:r>
+        <w:rPr>
+          <w:b/>
+          <w:bCs/>
+          <w:sz w:val="20"/>
+          <w:szCs w:val="20"/>
+        </w:rPr>
+        <w:t xml:space="preserve">Growth trajectory: </w:t>
+      </w:r>
+      <w:r>
+        <w:rPr>
+          <w:b/>
+          <w:bCs/>
+          <w:color w:val="A32020"/>
+          <w:sz w:val="20"/>
+          <w:szCs w:val="20"/>
+        </w:rPr>
+        <w:t xml:space="preserve">YoY growth rate is decelerating</w:t>
+      </w:r>
+    </w:p>
+    <w:p>
+      <w:pPr>
+        <w:spacing w:after="120"/>
+      </w:pPr>
+      <w:r>
+        <w:rPr>
+          <w:color w:val="666666"/>
+          <w:sz w:val="18"/>
+          <w:szCs w:val="18"/>
+        </w:rPr>
+        <w:t xml:space="preserve">FY26 full-year revenue +54% YoY (largely inflated by CHEP India consolidation from Jun-2025, i.e. partly inorganic); Q1 FY27 (first clean YoY comparable quarter) revenue +19% YoY, EBITDA +21%, PAT +30% - the organic run-rate has normalised down to management's guided 20-25% band, which reads as deceleration off the FY26 headline even though it roughly matches underlying guidance</w:t>
+      </w:r>
+    </w:p>
+    <w:p>
+      <w:pPr>
+        <w:spacing w:after="120"/>
+      </w:pPr>
+      <w:r>
+        <w:rPr>
+          <w:color w:val="666666"/>
+          <w:sz w:val="18"/>
+          <w:szCs w:val="18"/>
+        </w:rPr>
+        <w:t xml:space="preserve">Reverse P/E: ~106x trailing P/E requires a multi-year, high-double-digit EPS CAGR far beyond the 20-25% revenue growth (and thinner net PAT growth after interest costs) currently guided - the rate-of-change does not support the multiple</w:t>
+      </w:r>
+    </w:p>
+    <w:p>
+      <w:pPr>
+        <w:spacing w:after="120"/>
+      </w:pPr>
+      <w:r>
+        <w:rPr>
+          <w:b/>
+          <w:bCs/>
+          <w:sz w:val="20"/>
+          <w:szCs w:val="20"/>
+        </w:rPr>
+        <w:t xml:space="preserve">Management quality (TVGP's "P"):</w:t>
+      </w:r>
+    </w:p>
+    <w:tbl>
+      <w:tblPr>
+        <w:tblW w:type="dxa" w:w="9000"/>
+        <w:tblBorders>
+          <w:top w:val="single" w:color="auto" w:sz="4"/>
+          <w:left w:val="single" w:color="auto" w:sz="4"/>
+          <w:bottom w:val="single" w:color="auto" w:sz="4"/>
+          <w:right w:val="single" w:color="auto" w:sz="4"/>
+          <w:insideH w:val="single" w:color="auto" w:sz="4"/>
+          <w:insideV w:val="single" w:color="auto" w:sz="4"/>
+        </w:tblBorders>
+      </w:tblPr>
+      <w:tblGrid>
+        <w:gridCol w:w="3200"/>
+        <w:gridCol w:w="5800"/>
+      </w:tblGrid>
+      <w:tr>
+        <w:tc>
+          <w:tcPr>
+            <w:tcW w:type="dxa" w:w="3200"/>
+            <w:shd w:fill="F2F2F2" w:val="clear"/>
+          </w:tcPr>
+          <w:p>
+            <w:r>
+              <w:rPr>
+                <w:b/>
+                <w:bCs/>
+              </w:rPr>
+              <w:t xml:space="preserve">Assessment</w:t>
+            </w:r>
+          </w:p>
+        </w:tc>
+        <w:tc>
+          <w:tcPr>
+            <w:tcW w:type="dxa" w:w="5800"/>
+          </w:tcPr>
+          <w:p>
+            <w:r>
+              <w:t xml:space="preserve">neutral</w:t>
+            </w:r>
+          </w:p>
+        </w:tc>
+      </w:tr>
+      <w:tr>
+        <w:tc>
+          <w:tcPr>
+            <w:tcW w:type="dxa" w:w="3200"/>
+            <w:shd w:fill="F2F2F2" w:val="clear"/>
+          </w:tcPr>
+          <w:p>
+            <w:r>
+              <w:rPr>
+                <w:b/>
+                <w:bCs/>
+              </w:rPr>
+              <w:t xml:space="preserve">Capital allocation</w:t>
+            </w:r>
+          </w:p>
+        </w:tc>
+        <w:tc>
+          <w:tcPr>
+            <w:tcW w:type="dxa" w:w="5800"/>
+          </w:tcPr>
+          <w:p>
+            <w:r>
+              <w:t xml:space="preserve">Funded FY25-26 growth and the CHEP acquisition largely via debt; ~Rs 360 Cr of IPO fresh-issue proceeds earmarked for deleveraging, but consolidated debt has not visibly declined one quarter post-listing. Capex was deliberately throttled in Q1 FY27 (Rs 76 Cr vs Rs 110 Cr YoY), showing some near-term discipline. (unclear)</w:t>
+            </w:r>
+          </w:p>
+        </w:tc>
+      </w:tr>
+      <w:tr>
+        <w:tc>
+          <w:tcPr>
+            <w:tcW w:type="dxa" w:w="3200"/>
+            <w:shd w:fill="F2F2F2" w:val="clear"/>
+          </w:tcPr>
+          <w:p>
+            <w:r>
+              <w:rPr>
+                <w:b/>
+                <w:bCs/>
+              </w:rPr>
+              <w:t xml:space="preserve">Related-party trend</w:t>
+            </w:r>
+          </w:p>
+        </w:tc>
+        <w:tc>
+          <w:tcPr>
+            <w:tcW w:type="dxa" w:w="5800"/>
+          </w:tcPr>
+          <w:p>
+            <w:r>
+              <w:t xml:space="preserve">unclear</w:t>
+            </w:r>
+          </w:p>
+        </w:tc>
+      </w:tr>
+      <w:tr>
+        <w:tc>
+          <w:tcPr>
+            <w:tcW w:type="dxa" w:w="3200"/>
+            <w:shd w:fill="F2F2F2" w:val="clear"/>
+          </w:tcPr>
+          <w:p>
+            <w:r>
+              <w:rPr>
+                <w:b/>
+                <w:bCs/>
+              </w:rPr>
+              <w:t xml:space="preserve">Guidance credibility</w:t>
+            </w:r>
+          </w:p>
+        </w:tc>
+        <w:tc>
+          <w:tcPr>
+            <w:tcW w:type="dxa" w:w="5800"/>
+          </w:tcPr>
+          <w:p>
+            <w:r>
+              <w:t xml:space="preserve">no-track-record</w:t>
+            </w:r>
+          </w:p>
+        </w:tc>
+      </w:tr>
+      <w:tr>
+        <w:tc>
+          <w:tcPr>
+            <w:tcW w:type="dxa" w:w="3200"/>
+            <w:shd w:fill="F2F2F2" w:val="clear"/>
+          </w:tcPr>
+          <w:p>
+            <w:r>
+              <w:rPr>
+                <w:b/>
+                <w:bCs/>
+              </w:rPr>
+              <w:t xml:space="preserve">Shareholder returns</w:t>
+            </w:r>
+          </w:p>
+        </w:tc>
+        <w:tc>
+          <w:tcPr>
+            <w:tcW w:type="dxa" w:w="5800"/>
+          </w:tcPr>
+          <w:p>
+            <w:r>
+              <w:t xml:space="preserve">none</w:t>
+            </w:r>
+          </w:p>
+        </w:tc>
+      </w:tr>
+      <w:tr>
+        <w:tc>
+          <w:tcPr>
+            <w:tcW w:type="dxa" w:w="3200"/>
+            <w:shd w:fill="F2F2F2" w:val="clear"/>
+          </w:tcPr>
+          <w:p>
+            <w:r>
+              <w:rPr>
+                <w:b/>
+                <w:bCs/>
+              </w:rPr>
+              <w:t xml:space="preserve">Capability ladder / VAP</w:t>
+            </w:r>
+          </w:p>
+        </w:tc>
+        <w:tc>
+          <w:tcPr>
+            <w:tcW w:type="dxa" w:w="5800"/>
+          </w:tcPr>
+          <w:p>
+            <w:r>
+              <w:t xml:space="preserve">Data monetisation from logistics operations flagged by forum posters as a future high-margin adjacency; not yet an operational reality</w:t>
+            </w:r>
+          </w:p>
+        </w:tc>
+      </w:tr>
+    </w:tbl>
+    <w:p>
+      <w:pPr>
+        <w:spacing w:after="120"/>
+      </w:pPr>
+      <w:r>
+        <w:rPr>
+          <w:b/>
+          <w:bCs/>
+          <w:sz w:val="20"/>
+          <w:szCs w:val="20"/>
+        </w:rPr>
+        <w:t xml:space="preserve">Quality metrics (ROCE · debt · FCF · margin · capex):</w:t>
+      </w:r>
+    </w:p>
+    <w:tbl>
+      <w:tblPr>
+        <w:tblW w:type="dxa" w:w="9000"/>
+        <w:tblBorders>
+          <w:top w:val="single" w:color="auto" w:sz="4"/>
+          <w:left w:val="single" w:color="auto" w:sz="4"/>
+          <w:bottom w:val="single" w:color="auto" w:sz="4"/>
+          <w:right w:val="single" w:color="auto" w:sz="4"/>
+          <w:insideH w:val="single" w:color="auto" w:sz="4"/>
+          <w:insideV w:val="single" w:color="auto" w:sz="4"/>
+        </w:tblBorders>
+      </w:tblPr>
+      <w:tblGrid>
+        <w:gridCol w:w="3200"/>
+        <w:gridCol w:w="5800"/>
+      </w:tblGrid>
+      <w:tr>
+        <w:tc>
+          <w:tcPr>
+            <w:tcW w:type="dxa" w:w="3200"/>
+            <w:shd w:fill="F2F2F2" w:val="clear"/>
+          </w:tcPr>
+          <w:p>
+            <w:r>
+              <w:rPr>
+                <w:b/>
+                <w:bCs/>
+              </w:rPr>
+              <w:t xml:space="preserve">Assessment</w:t>
+            </w:r>
+          </w:p>
+        </w:tc>
+        <w:tc>
+          <w:tcPr>
+            <w:tcW w:type="dxa" w:w="5800"/>
+          </w:tcPr>
+          <w:p>
+            <w:r>
+              <w:t xml:space="preserve">concern</w:t>
+            </w:r>
+          </w:p>
+        </w:tc>
+      </w:tr>
+      <w:tr>
+        <w:tc>
+          <w:tcPr>
+            <w:tcW w:type="dxa" w:w="3200"/>
+            <w:shd w:fill="F2F2F2" w:val="clear"/>
+          </w:tcPr>
+          <w:p>
+            <w:r>
+              <w:rPr>
+                <w:b/>
+                <w:bCs/>
+              </w:rPr>
+              <w:t xml:space="preserve">ROCE</w:t>
+            </w:r>
+          </w:p>
+        </w:tc>
+        <w:tc>
+          <w:tcPr>
+            <w:tcW w:type="dxa" w:w="5800"/>
+          </w:tcPr>
+          <w:p>
+            <w:r>
+              <w:t xml:space="preserve">8.3% (declining)</w:t>
+            </w:r>
+          </w:p>
+        </w:tc>
+      </w:tr>
+      <w:tr>
+        <w:tc>
+          <w:tcPr>
+            <w:tcW w:type="dxa" w:w="3200"/>
+            <w:shd w:fill="F2F2F2" w:val="clear"/>
+          </w:tcPr>
+          <w:p>
+            <w:r>
+              <w:rPr>
+                <w:b/>
+                <w:bCs/>
+              </w:rPr>
+              <w:t xml:space="preserve">Leverage</w:t>
+            </w:r>
+          </w:p>
+        </w:tc>
+        <w:tc>
+          <w:tcPr>
+            <w:tcW w:type="dxa" w:w="5800"/>
+          </w:tcPr>
+          <w:p>
+            <w:r>
+              <w:t xml:space="preserve">Net debt/EBITDA 2.5x</w:t>
+            </w:r>
+          </w:p>
+        </w:tc>
+      </w:tr>
+      <w:tr>
+        <w:tc>
+          <w:tcPr>
+            <w:tcW w:type="dxa" w:w="3200"/>
+            <w:shd w:fill="F2F2F2" w:val="clear"/>
+          </w:tcPr>
+          <w:p>
+            <w:r>
+              <w:rPr>
+                <w:b/>
+                <w:bCs/>
+              </w:rPr>
+              <w:t xml:space="preserve">FCF conversion</w:t>
+            </w:r>
+          </w:p>
+        </w:tc>
+        <w:tc>
+          <w:tcPr>
+            <w:tcW w:type="dxa" w:w="5800"/>
+          </w:tcPr>
+          <w:p>
+            <w:r>
+              <w:t xml:space="preserve">-10%</w:t>
+            </w:r>
+          </w:p>
+        </w:tc>
+      </w:tr>
+      <w:tr>
+        <w:tc>
+          <w:tcPr>
+            <w:tcW w:type="dxa" w:w="3200"/>
+            <w:shd w:fill="F2F2F2" w:val="clear"/>
+          </w:tcPr>
+          <w:p>
+            <w:r>
+              <w:rPr>
+                <w:b/>
+                <w:bCs/>
+              </w:rPr>
+              <w:t xml:space="preserve">Margin trend</w:t>
+            </w:r>
+          </w:p>
+        </w:tc>
+        <w:tc>
+          <w:tcPr>
+            <w:tcW w:type="dxa" w:w="5800"/>
+          </w:tcPr>
+          <w:p>
+            <w:r>
+              <w:t xml:space="preserve">expanding</w:t>
+            </w:r>
+          </w:p>
+        </w:tc>
+      </w:tr>
+      <w:tr>
+        <w:tc>
+          <w:tcPr>
+            <w:tcW w:type="dxa" w:w="3200"/>
+            <w:shd w:fill="F2F2F2" w:val="clear"/>
+          </w:tcPr>
+          <w:p>
+            <w:r>
+              <w:rPr>
+                <w:b/>
+                <w:bCs/>
+              </w:rPr>
+              <w:t xml:space="preserve">Capex efficiency</w:t>
+            </w:r>
+          </w:p>
+        </w:tc>
+        <w:tc>
+          <w:tcPr>
+            <w:tcW w:type="dxa" w:w="5800"/>
+          </w:tcPr>
+          <w:p>
+            <w:r>
+              <w:t xml:space="preserve">unclear</w:t>
+            </w:r>
+          </w:p>
+        </w:tc>
+      </w:tr>
+    </w:tbl>
     <w:p>
       <w:pPr>
         <w:pStyle w:val="Heading1"/>
         <w:spacing w:after="120" w:before="280"/>
       </w:pPr>
       <w:r>
-        <w:t xml:space="preserve">Bull Case</w:t>
-      </w:r>
-    </w:p>
-    <w:p>
-      <w:pPr>
-        <w:pStyle w:val="ListParagraph"/>
-        <w:numPr>
-          <w:ilvl w:val="0"/>
-          <w:numId w:val="1"/>
-        </w:numPr>
-        <w:spacing w:after="60"/>
-      </w:pPr>
-      <w:r>
-        <w:t xml:space="preserve">Only national-scale asset-pooling platform in India with ~90% organised fleet share — network-effect + switching-cost moat as it scales</w:t>
-      </w:r>
-    </w:p>
-    <w:p>
-      <w:pPr>
-        <w:pStyle w:val="ListParagraph"/>
-        <w:numPr>
-          <w:ilvl w:val="0"/>
-          <w:numId w:val="1"/>
-        </w:numPr>
-        <w:spacing w:after="60"/>
-      </w:pPr>
-      <w:r>
-        <w:t xml:space="preserve">Secular shift from client-owned to pooled logistics assets is early in India; long runway</w:t>
-      </w:r>
-    </w:p>
-    <w:p>
-      <w:pPr>
-        <w:pStyle w:val="ListParagraph"/>
-        <w:numPr>
-          <w:ilvl w:val="0"/>
-          <w:numId w:val="1"/>
-        </w:numPr>
-        <w:spacing w:after="60"/>
-      </w:pPr>
-      <w:r>
-        <w:t xml:space="preserve">FY25 revenue +54% / PAT +66%; CHEP India absorption consolidates the category</w:t>
-      </w:r>
-    </w:p>
-    <w:p>
-      <w:pPr>
-        <w:pStyle w:val="ListParagraph"/>
-        <w:numPr>
-          <w:ilvl w:val="0"/>
-          <w:numId w:val="1"/>
-        </w:numPr>
-        <w:spacing w:after="60"/>
-      </w:pPr>
-      <w:r>
-        <w:t xml:space="preserve">Post-IPO deleveraging should improve ROE from the depressed ~6.3% base</w:t>
+        <w:t xml:space="preserve">Technical Read (Weekly / Monthly MACD + Bollinger Bands, or RSI/CCI/Williams %R proxy)</w:t>
+      </w:r>
+    </w:p>
+    <w:p>
+      <w:pPr>
+        <w:spacing w:after="120"/>
+      </w:pPr>
+      <w:r>
+        <w:t xml:space="preserve">Newly listed (14-Aug-2026); stock has traded in a Rs 136-172 band, currently near the lower end (~Rs 137-140) after a ~4.5% post-Q1-results drop despite the headline beat - market reaction suggests the multiple was already pricing perfection.</w:t>
       </w:r>
     </w:p>
     <w:p>
@@ -392,59 +2614,36 @@
         <w:spacing w:after="120" w:before="280"/>
       </w:pPr>
       <w:r>
-        <w:t xml:space="preserve">Bear Case / Key Risks</w:t>
-      </w:r>
-    </w:p>
-    <w:p>
-      <w:pPr>
-        <w:pStyle w:val="ListParagraph"/>
-        <w:numPr>
-          <w:ilvl w:val="0"/>
-          <w:numId w:val="1"/>
-        </w:numPr>
-        <w:spacing w:after="60"/>
-      </w:pPr>
-      <w:r>
-        <w:t xml:space="preserve">Capital-intensive (owns the fleet): 3-yr ROE only ~6.3% — fails a strict quality gate for now</w:t>
-      </w:r>
-    </w:p>
-    <w:p>
-      <w:pPr>
-        <w:pStyle w:val="ListParagraph"/>
-        <w:numPr>
-          <w:ilvl w:val="0"/>
-          <w:numId w:val="1"/>
-        </w:numPr>
-        <w:spacing w:after="60"/>
-      </w:pPr>
-      <w:r>
-        <w:t xml:space="preserve">Carried significant debt into listing; finance + depreciation costs have outrun revenue during integration</w:t>
-      </w:r>
-    </w:p>
-    <w:p>
-      <w:pPr>
-        <w:pStyle w:val="ListParagraph"/>
-        <w:numPr>
-          <w:ilvl w:val="0"/>
-          <w:numId w:val="1"/>
-        </w:numPr>
-        <w:spacing w:after="60"/>
-      </w:pPr>
-      <w:r>
-        <w:t xml:space="preserve">No public-company track record; first few results will set the credibility bar</w:t>
-      </w:r>
-    </w:p>
-    <w:p>
-      <w:pPr>
-        <w:pStyle w:val="ListParagraph"/>
-        <w:numPr>
-          <w:ilvl w:val="0"/>
-          <w:numId w:val="1"/>
-        </w:numPr>
-        <w:spacing w:after="60"/>
-      </w:pPr>
-      <w:r>
-        <w:t xml:space="preserve">At a ~Rs 2,500–3,000 Cr listing cap, a literal 10x in 2–3 years would need PAT to ~10x — not supported by a low-ROE, asset-heavy model</w:t>
+        <w:t xml:space="preserve">ValuePickr Community Signal</w:t>
+      </w:r>
+    </w:p>
+    <w:p>
+      <w:pPr>
+        <w:spacing w:after="120"/>
+      </w:pPr>
+      <w:r>
+        <w:t xml:space="preserve">ValuePickr thread (topic 223431, 'Leap of Faith for long-term value?') has grown to 4 posts. Shreyash_Jaiswal's original IPO note frames it as a 'movers monopoly.' Investor_Prad flags ~99% customer retention, ~90% utilisation, management's 20-25% YoY growth target and a 'data monetisation' adjacency, but recommends watching a few more quarters before taking exposure. A poster identified as 'gaurav' (self-disclosed 'invested and biased,' not a verified trusted-roster user on this project) frames it as a winner-takes-all, stock-exchange-like network business, and flags asset-loss/tracking as the key operating risk (citing US peer iGPS's bankruptcy from missing pallets).</w:t>
+      </w:r>
+    </w:p>
+    <w:p>
+      <w:pPr>
+        <w:spacing w:after="120"/>
+      </w:pPr>
+      <w:r>
+        <w:rPr>
+          <w:b/>
+          <w:bCs/>
+          <w:sz w:val="20"/>
+          <w:szCs w:val="20"/>
+        </w:rPr>
+        <w:t xml:space="preserve">High-conviction call from a top contributor: </w:t>
+      </w:r>
+      <w:r>
+        <w:rPr>
+          <w:sz w:val="20"/>
+          <w:szCs w:val="20"/>
+        </w:rPr>
+        <w:t xml:space="preserve">Light but constructive forum engagement (4 posts, one self-disclosed invested poster); no verified trusted-roster conviction call yet - this project's own trusted_signals pipeline has not flagged this name, and that field is left untouched here per instructions.</w:t>
       </w:r>
     </w:p>
     <w:p>
@@ -453,6 +2652,145 @@
         <w:spacing w:after="120" w:before="280"/>
       </w:pPr>
       <w:r>
+        <w:t xml:space="preserve">BSE Corporate Actions / Other Red Flags</w:t>
+      </w:r>
+    </w:p>
+    <w:p>
+      <w:pPr>
+        <w:spacing w:after="120"/>
+      </w:pPr>
+      <w:r>
+        <w:t xml:space="preserve">Fresh promoter pledge disclosed 7-8 Sep-2026 (2.25 cr shares / 5.10%, securing NCDs issued by promoter's own holding company Matyas Possessiones in favour of Catalyst Trusteeship) - not a company-level related-party transaction, but worth tracking since it appeared within a month of listing. No auditor resignation, no SEBI/fraud order, no going-concern signal found.</w:t>
+      </w:r>
+    </w:p>
+    <w:p>
+      <w:pPr>
+        <w:pStyle w:val="Heading1"/>
+        <w:spacing w:after="120" w:before="280"/>
+      </w:pPr>
+      <w:r>
+        <w:t xml:space="preserve">Bull Case</w:t>
+      </w:r>
+    </w:p>
+    <w:p>
+      <w:pPr>
+        <w:pStyle w:val="ListParagraph"/>
+        <w:numPr>
+          <w:ilvl w:val="0"/>
+          <w:numId w:val="1"/>
+        </w:numPr>
+        <w:spacing w:after="60"/>
+      </w:pPr>
+      <w:r>
+        <w:t xml:space="preserve">Only national-scale asset-pooling platform in India with ~90% organised fleet share - real network-effect + asset-tracking-scale moat, reinforced by the CHEP India absorption</w:t>
+      </w:r>
+    </w:p>
+    <w:p>
+      <w:pPr>
+        <w:pStyle w:val="ListParagraph"/>
+        <w:numPr>
+          <w:ilvl w:val="0"/>
+          <w:numId w:val="1"/>
+        </w:numPr>
+        <w:spacing w:after="60"/>
+      </w:pPr>
+      <w:r>
+        <w:t xml:space="preserve">Secular, early-innings shift from client-owned to pooled logistics assets (~17% palletization penetration in India vs 80%+ in developed markets) - long runway if the company can fund it</w:t>
+      </w:r>
+    </w:p>
+    <w:p>
+      <w:pPr>
+        <w:pStyle w:val="ListParagraph"/>
+        <w:numPr>
+          <w:ilvl w:val="0"/>
+          <w:numId w:val="1"/>
+        </w:numPr>
+        <w:spacing w:after="60"/>
+      </w:pPr>
+      <w:r>
+        <w:t xml:space="preserve">Q1 FY27 operating momentum genuinely strong: 48 new customers (vs 15-20/quarter norm), EBITDA growing faster than revenue (21% vs 19%), 89.2% utilisation</w:t>
+      </w:r>
+    </w:p>
+    <w:p>
+      <w:pPr>
+        <w:pStyle w:val="ListParagraph"/>
+        <w:numPr>
+          <w:ilvl w:val="0"/>
+          <w:numId w:val="1"/>
+        </w:numPr>
+        <w:spacing w:after="60"/>
+      </w:pPr>
+      <w:r>
+        <w:t xml:space="preserve">Management showing some capital discipline this quarter (capex throttled to Rs 76 Cr vs Rs 110 Cr YoY) rather than growth-at-any-cost</w:t>
+      </w:r>
+    </w:p>
+    <w:p>
+      <w:pPr>
+        <w:pStyle w:val="Heading1"/>
+        <w:spacing w:after="120" w:before="280"/>
+      </w:pPr>
+      <w:r>
+        <w:t xml:space="preserve">Bear Case / Key Risks</w:t>
+      </w:r>
+    </w:p>
+    <w:p>
+      <w:pPr>
+        <w:pStyle w:val="ListParagraph"/>
+        <w:numPr>
+          <w:ilvl w:val="0"/>
+          <w:numId w:val="1"/>
+        </w:numPr>
+        <w:spacing w:after="60"/>
+      </w:pPr>
+      <w:r>
+        <w:t xml:space="preserve">At ~106x trailing P/E and ~8.3% ROCE (declining from ~19% pre-CHEP), the price already requires many years of high growth just to be fair - valuation is the binding constraint now, not just 'full'</w:t>
+      </w:r>
+    </w:p>
+    <w:p>
+      <w:pPr>
+        <w:pStyle w:val="ListParagraph"/>
+        <w:numPr>
+          <w:ilvl w:val="0"/>
+          <w:numId w:val="1"/>
+        </w:numPr>
+        <w:spacing w:after="60"/>
+      </w:pPr>
+      <w:r>
+        <w:t xml:space="preserve">Leverage has NOT visibly come down post-IPO despite ~Rs 360 Cr of fresh-issue proceeds earmarked for debt reduction - consolidated debt was still ~Rs 1,023 Cr at Q1 FY27-end; the core IPO deleveraging thesis is unconfirmed one quarter in</w:t>
+      </w:r>
+    </w:p>
+    <w:p>
+      <w:pPr>
+        <w:pStyle w:val="ListParagraph"/>
+        <w:numPr>
+          <w:ilvl w:val="0"/>
+          <w:numId w:val="1"/>
+        </w:numPr>
+        <w:spacing w:after="60"/>
+      </w:pPr>
+      <w:r>
+        <w:t xml:space="preserve">Fresh promoter pledge (5.10% of shares, Sep-2026) securing the promoter's own personal NCDs, disclosed within a month of listing - not disqualifying on its own, but a new data point worth watching alongside the debt story</w:t>
+      </w:r>
+    </w:p>
+    <w:p>
+      <w:pPr>
+        <w:pStyle w:val="ListParagraph"/>
+        <w:numPr>
+          <w:ilvl w:val="0"/>
+          <w:numId w:val="1"/>
+        </w:numPr>
+        <w:spacing w:after="60"/>
+      </w:pPr>
+      <w:r>
+        <w:t xml:space="preserve">GCC (Gulf) expansion delayed to mid-Sept 2027 from an earlier timeline; container-segment growth has slowed to ~13%; no public-company track record yet to judge guidance credibility against</w:t>
+      </w:r>
+    </w:p>
+    <w:p>
+      <w:pPr>
+        <w:pStyle w:val="Heading1"/>
+        <w:spacing w:after="120" w:before="280"/>
+      </w:pPr>
+      <w:r>
         <w:t xml:space="preserve">Market-Cap Tier (informational — not a gate in this project)</w:t>
       </w:r>
     </w:p>
@@ -465,7 +2803,7 @@
           <w:b/>
           <w:bCs/>
         </w:rPr>
-        <w:t xml:space="preserve">Small/Mid-cap (~Rs 2,500–3,000 Cr, newly listed)</w:t>
+        <w:t xml:space="preserve">Small/Mid-cap (~Rs 6,100-6,300 Cr as of Sep-2026)</w:t>
       </w:r>
     </w:p>
     <w:p>
@@ -493,6 +2831,34 @@
     </w:p>
     <w:p>
       <w:pPr>
+        <w:spacing w:after="120"/>
+      </w:pPr>
+      <w:r>
+        <w:rPr>
+          <w:color w:val="666666"/>
+          <w:sz w:val="20"/>
+          <w:szCs w:val="20"/>
+        </w:rPr>
+        <w:t xml:space="preserve">4-box gate — tailwind: yes · TAM: weak · moat: yes · valuation: no  (score 2.5 / 4)</w:t>
+      </w:r>
+    </w:p>
+    <w:p>
+      <w:pPr>
+        <w:spacing w:after="120"/>
+      </w:pPr>
+      <w:r>
+        <w:rPr>
+          <w:i/>
+          <w:iCs/>
+          <w:color w:val="666666"/>
+          <w:sz w:val="20"/>
+          <w:szCs w:val="20"/>
+        </w:rPr>
+        <w:t xml:space="preserve">Palletization tailwind (17% vs 80%+ penetration) and ~90%-share network-effect moat are real and well-evidenced (tailwind/moat=yes). tam is only weak - real headroom exists but a lot is already priced in. valuation moves from 'weak' (prior pass) to 'no' this pass: ~106x trailing P/E against ~8.3% and declining ROCE, with post-IPO leverage that has NOT come down as promised, is not 'room to pay' by any reasonable measure.</w:t>
+      </w:r>
+    </w:p>
+    <w:p>
+      <w:pPr>
         <w:pStyle w:val="Heading1"/>
         <w:spacing w:after="120" w:before="280"/>
       </w:pPr>
@@ -511,46 +2877,72 @@
           <w:sz w:val="24"/>
           <w:szCs w:val="24"/>
         </w:rPr>
-        <w:t xml:space="preserve">Genuine category monopoly and secular runway, but low-ROE capital intensity and fresh-listing uncertainty keep it off the 10x-in-2-3-years path for now</w:t>
-      </w:r>
-    </w:p>
-    <w:p>
-      <w:pPr>
-        <w:pStyle w:val="ListParagraph"/>
-        <w:numPr>
-          <w:ilvl w:val="0"/>
-          <w:numId w:val="1"/>
-        </w:numPr>
-        <w:spacing w:after="60"/>
-      </w:pPr>
-      <w:r>
-        <w:t xml:space="preserve">Structural story is real (pooling penetration, ~90% share, global model proven) but the economics today — ~6.3% ROE, leveraged, capital-heavy — do not support a near-term multibagger</w:t>
-      </w:r>
-    </w:p>
-    <w:p>
-      <w:pPr>
-        <w:pStyle w:val="ListParagraph"/>
-        <w:numPr>
-          <w:ilvl w:val="0"/>
-          <w:numId w:val="1"/>
-        </w:numPr>
-        <w:spacing w:after="60"/>
-      </w:pPr>
-      <w:r>
-        <w:t xml:space="preserve">No forum discussion and no listed track record; revisit once 2–3 public quarters show the post-IPO ROE trajectory and debt reduction</w:t>
-      </w:r>
-    </w:p>
-    <w:p>
-      <w:pPr>
-        <w:pStyle w:val="ListParagraph"/>
-        <w:numPr>
-          <w:ilvl w:val="0"/>
-          <w:numId w:val="1"/>
-        </w:numPr>
-        <w:spacing w:after="60"/>
-      </w:pPr>
-      <w:r>
-        <w:t xml:space="preserve">This name never surfaced in the legacy 108-screen (it wasn't listed then); under the open-screen no-ceiling thesis it is 'neither' on capital-intensity grounds</w:t>
+        <w:t xml:space="preserve">Genuine category monopoly and secular runway, but this deep dive finds the market cap, valuation and leverage picture materially less favourable than the prior pass assumed - off the 10x-in-2-3-years path for now, and possibly further off than previously thought</w:t>
+      </w:r>
+    </w:p>
+    <w:p>
+      <w:pPr>
+        <w:pStyle w:val="ListParagraph"/>
+        <w:numPr>
+          <w:ilvl w:val="0"/>
+          <w:numId w:val="1"/>
+        </w:numPr>
+        <w:spacing w:after="60"/>
+      </w:pPr>
+      <w:r>
+        <w:t xml:space="preserve">four_box = 2.5 (tailwind yes, moat yes - both well-evidenced structurally; tam weak - real headroom but a lot already priced in; valuation no, not just weak - ~106x trailing P/E against declining ~8.3% ROCE is not 'room to pay' by any reasonable measure). Score in the 2.0-2.5 band with no written growth/valuation exception invoked -&gt; thesis_fit stays 'neither', consistent with (but for firmer reasons than) the prior pass</w:t>
+      </w:r>
+    </w:p>
+    <w:p>
+      <w:pPr>
+        <w:pStyle w:val="ListParagraph"/>
+        <w:numPr>
+          <w:ilvl w:val="0"/>
+          <w:numId w:val="1"/>
+        </w:numPr>
+        <w:spacing w:after="60"/>
+      </w:pPr>
+      <w:r>
+        <w:t xml:space="preserve">The prior pass under-stated market cap (used the ~Rs 2,480 Cr IPO offer size rather than total shares outstanding x price, which yields ~Rs 6,100-6,300 Cr) - this alone changes the valuation math materially and is corrected here</w:t>
+      </w:r>
+    </w:p>
+    <w:p>
+      <w:pPr>
+        <w:pStyle w:val="ListParagraph"/>
+        <w:numPr>
+          <w:ilvl w:val="0"/>
+          <w:numId w:val="1"/>
+        </w:numPr>
+        <w:spacing w:after="60"/>
+      </w:pPr>
+      <w:r>
+        <w:t xml:space="preserve">The core post-IPO thesis - fresh-issue proceeds deleveraging the balance sheet and lifting ROE/ROCE - has not shown up in the numbers one quarter in; ROCE has fallen further (to ~8.3%) rather than recovering</w:t>
+      </w:r>
+    </w:p>
+    <w:p>
+      <w:pPr>
+        <w:pStyle w:val="ListParagraph"/>
+        <w:numPr>
+          <w:ilvl w:val="0"/>
+          <w:numId w:val="1"/>
+        </w:numPr>
+        <w:spacing w:after="60"/>
+      </w:pPr>
+      <w:r>
+        <w:t xml:space="preserve">No AVOID/EXCLUDE/HIGH CAUTION-tier red flag found (no going-concern issue, no fraud order, no auditor resignation, no promoter-holding collapse - the 55.64% holding is stable post-IPO); the fresh promoter pledge is flagged as a watch item, not a red-flag-tier event</w:t>
+      </w:r>
+    </w:p>
+    <w:p>
+      <w:pPr>
+        <w:pStyle w:val="ListParagraph"/>
+        <w:numPr>
+          <w:ilvl w:val="0"/>
+          <w:numId w:val="1"/>
+        </w:numPr>
+        <w:spacing w:after="60"/>
+      </w:pPr>
+      <w:r>
+        <w:t xml:space="preserve">Conviction moved to Low-Medium (from an implicit Low-Medium/cautious prior stance) - the business quality/moat case remains genuinely interesting, but this pass's primary-document findings (valuation, leverage, ROCE trend) are incrementally worse than assumed, not better, so conviction is anchored at the lower end pending 2-3 more public quarters</w:t>
       </w:r>
     </w:p>
     <w:p>
